--- a/FILES_Манылов_И_А/Validation_Манылов_И_А.docx
+++ b/FILES_Манылов_И_А/Validation_Манылов_И_А.docx
@@ -931,7 +931,7 @@
       <w:sdtContent>
         <w:p>
           <w:pPr>
-            <w:pStyle w:val="ad"/>
+            <w:pStyle w:val="TOCHeading"/>
             <w:spacing w:before="0" w:line="240" w:lineRule="auto"/>
             <w:rPr>
               <w:lang w:eastAsia="en-US"/>
@@ -940,7 +940,7 @@
         </w:p>
         <w:p>
           <w:pPr>
-            <w:pStyle w:val="11"/>
+            <w:pStyle w:val="TOC1"/>
             <w:tabs>
               <w:tab w:val="right" w:leader="dot" w:pos="9345"/>
             </w:tabs>
@@ -980,7 +980,7 @@
           <w:hyperlink w:anchor="_Toc226382327" w:history="1">
             <w:r>
               <w:rPr>
-                <w:rStyle w:val="ac"/>
+                <w:rStyle w:val="Hyperlink"/>
                 <w:rFonts w:ascii="Times New Roman" w:eastAsia="Calibri" w:hAnsi="Times New Roman"/>
                 <w:noProof/>
                 <w:sz w:val="28"/>
@@ -1062,7 +1062,7 @@
         </w:p>
         <w:p>
           <w:pPr>
-            <w:pStyle w:val="23"/>
+            <w:pStyle w:val="TOC2"/>
             <w:rPr>
               <w:rFonts w:ascii="Times New Roman" w:hAnsi="Times New Roman"/>
               <w:noProof/>
@@ -1072,180 +1072,114 @@
               <w14:ligatures w14:val="standardContextual"/>
             </w:rPr>
           </w:pPr>
-          <w:r>
-            <w:rPr>
-              <w:rStyle w:val="ac"/>
-              <w:rFonts w:ascii="Times New Roman" w:hAnsi="Times New Roman"/>
-              <w:noProof/>
-              <w:sz w:val="28"/>
-              <w:szCs w:val="28"/>
-            </w:rPr>
-            <w:fldChar w:fldCharType="begin"/>
-          </w:r>
-          <w:r>
-            <w:rPr>
-              <w:rStyle w:val="ac"/>
-              <w:rFonts w:ascii="Times New Roman" w:hAnsi="Times New Roman"/>
-              <w:noProof/>
-              <w:sz w:val="28"/>
-              <w:szCs w:val="28"/>
-            </w:rPr>
-            <w:instrText xml:space="preserve"> </w:instrText>
-          </w:r>
-          <w:r>
-            <w:rPr>
-              <w:rFonts w:ascii="Times New Roman" w:hAnsi="Times New Roman"/>
-              <w:noProof/>
-              <w:sz w:val="28"/>
-              <w:szCs w:val="28"/>
-            </w:rPr>
-            <w:instrText>HYPERLINK \l "_Toc226382328"</w:instrText>
-          </w:r>
-          <w:r>
-            <w:rPr>
-              <w:rStyle w:val="ac"/>
-              <w:rFonts w:ascii="Times New Roman" w:hAnsi="Times New Roman"/>
-              <w:noProof/>
-              <w:sz w:val="28"/>
-              <w:szCs w:val="28"/>
-            </w:rPr>
-            <w:instrText xml:space="preserve"> </w:instrText>
-          </w:r>
-          <w:r>
-            <w:rPr>
-              <w:rStyle w:val="ac"/>
-              <w:rFonts w:ascii="Times New Roman" w:hAnsi="Times New Roman"/>
-              <w:noProof/>
-              <w:sz w:val="28"/>
-              <w:szCs w:val="28"/>
-            </w:rPr>
-          </w:r>
-          <w:r>
-            <w:rPr>
-              <w:rStyle w:val="ac"/>
-              <w:rFonts w:ascii="Times New Roman" w:hAnsi="Times New Roman"/>
-              <w:noProof/>
-              <w:sz w:val="28"/>
-              <w:szCs w:val="28"/>
-            </w:rPr>
-            <w:fldChar w:fldCharType="separate"/>
-          </w:r>
-          <w:r>
-            <w:rPr>
-              <w:rStyle w:val="ac"/>
-              <w:rFonts w:ascii="Times New Roman" w:eastAsia="Calibri" w:hAnsi="Times New Roman"/>
-              <w:noProof/>
-              <w:sz w:val="28"/>
-              <w:szCs w:val="28"/>
-              <w:lang w:eastAsia="en-US"/>
-            </w:rPr>
-            <w:t>1.1 Валидация «</w:t>
-          </w:r>
-          <w:r>
-            <w:rPr>
-              <w:rStyle w:val="ac"/>
-              <w:rFonts w:ascii="Times New Roman" w:eastAsia="Calibri" w:hAnsi="Times New Roman"/>
-              <w:noProof/>
-              <w:sz w:val="28"/>
-              <w:szCs w:val="28"/>
-              <w:lang w:val="en-US" w:eastAsia="en-US"/>
-            </w:rPr>
-            <w:t>index.html</w:t>
-          </w:r>
-          <w:r>
-            <w:rPr>
-              <w:rStyle w:val="ac"/>
-              <w:rFonts w:ascii="Times New Roman" w:eastAsia="Calibri" w:hAnsi="Times New Roman"/>
-              <w:noProof/>
-              <w:sz w:val="28"/>
-              <w:szCs w:val="28"/>
-              <w:lang w:eastAsia="en-US"/>
-            </w:rPr>
-            <w:t>»</w:t>
-          </w:r>
-          <w:r>
-            <w:rPr>
-              <w:rFonts w:ascii="Times New Roman" w:hAnsi="Times New Roman"/>
-              <w:noProof/>
-              <w:webHidden/>
-              <w:sz w:val="28"/>
-              <w:szCs w:val="28"/>
-            </w:rPr>
-            <w:tab/>
-          </w:r>
-          <w:r>
-            <w:rPr>
-              <w:rFonts w:ascii="Times New Roman" w:hAnsi="Times New Roman"/>
-              <w:noProof/>
-              <w:webHidden/>
-              <w:sz w:val="28"/>
-              <w:szCs w:val="28"/>
-            </w:rPr>
-            <w:fldChar w:fldCharType="begin"/>
-          </w:r>
-          <w:r>
-            <w:rPr>
-              <w:rFonts w:ascii="Times New Roman" w:hAnsi="Times New Roman"/>
-              <w:noProof/>
-              <w:webHidden/>
-              <w:sz w:val="28"/>
-              <w:szCs w:val="28"/>
-            </w:rPr>
-            <w:instrText xml:space="preserve"> PAGEREF _Toc226382328 \h </w:instrText>
-          </w:r>
-          <w:r>
-            <w:rPr>
-              <w:rFonts w:ascii="Times New Roman" w:hAnsi="Times New Roman"/>
-              <w:noProof/>
-              <w:webHidden/>
-              <w:sz w:val="28"/>
-              <w:szCs w:val="28"/>
-            </w:rPr>
-          </w:r>
-          <w:r>
-            <w:rPr>
-              <w:rFonts w:ascii="Times New Roman" w:hAnsi="Times New Roman"/>
-              <w:noProof/>
-              <w:webHidden/>
-              <w:sz w:val="28"/>
-              <w:szCs w:val="28"/>
-            </w:rPr>
-            <w:fldChar w:fldCharType="separate"/>
-          </w:r>
-          <w:r>
-            <w:rPr>
-              <w:rFonts w:ascii="Times New Roman" w:hAnsi="Times New Roman"/>
-              <w:noProof/>
-              <w:webHidden/>
-              <w:sz w:val="28"/>
-              <w:szCs w:val="28"/>
-            </w:rPr>
-            <w:t>4</w:t>
-          </w:r>
-          <w:r>
-            <w:rPr>
-              <w:rFonts w:ascii="Times New Roman" w:hAnsi="Times New Roman"/>
-              <w:noProof/>
-              <w:webHidden/>
-              <w:sz w:val="28"/>
-              <w:szCs w:val="28"/>
-            </w:rPr>
-            <w:fldChar w:fldCharType="end"/>
-          </w:r>
-          <w:r>
-            <w:rPr>
-              <w:rStyle w:val="ac"/>
-              <w:rFonts w:ascii="Times New Roman" w:hAnsi="Times New Roman"/>
-              <w:noProof/>
-              <w:sz w:val="28"/>
-              <w:szCs w:val="28"/>
-            </w:rPr>
-            <w:fldChar w:fldCharType="end"/>
-          </w:r>
+          <w:hyperlink w:anchor="_Toc226382328" w:history="1">
+            <w:r>
+              <w:rPr>
+                <w:rStyle w:val="Hyperlink"/>
+                <w:rFonts w:ascii="Times New Roman" w:eastAsia="Calibri" w:hAnsi="Times New Roman"/>
+                <w:noProof/>
+                <w:sz w:val="28"/>
+                <w:szCs w:val="28"/>
+                <w:lang w:eastAsia="en-US"/>
+              </w:rPr>
+              <w:t>1.1 Валидация «</w:t>
+            </w:r>
+            <w:r>
+              <w:rPr>
+                <w:rStyle w:val="Hyperlink"/>
+                <w:rFonts w:ascii="Times New Roman" w:eastAsia="Calibri" w:hAnsi="Times New Roman"/>
+                <w:noProof/>
+                <w:sz w:val="28"/>
+                <w:szCs w:val="28"/>
+                <w:lang w:val="en-US" w:eastAsia="en-US"/>
+              </w:rPr>
+              <w:t>index.html</w:t>
+            </w:r>
+            <w:r>
+              <w:rPr>
+                <w:rStyle w:val="Hyperlink"/>
+                <w:rFonts w:ascii="Times New Roman" w:eastAsia="Calibri" w:hAnsi="Times New Roman"/>
+                <w:noProof/>
+                <w:sz w:val="28"/>
+                <w:szCs w:val="28"/>
+                <w:lang w:eastAsia="en-US"/>
+              </w:rPr>
+              <w:t>»</w:t>
+            </w:r>
+            <w:r>
+              <w:rPr>
+                <w:rFonts w:ascii="Times New Roman" w:hAnsi="Times New Roman"/>
+                <w:noProof/>
+                <w:webHidden/>
+                <w:sz w:val="28"/>
+                <w:szCs w:val="28"/>
+              </w:rPr>
+              <w:tab/>
+            </w:r>
+            <w:r>
+              <w:rPr>
+                <w:rFonts w:ascii="Times New Roman" w:hAnsi="Times New Roman"/>
+                <w:noProof/>
+                <w:webHidden/>
+                <w:sz w:val="28"/>
+                <w:szCs w:val="28"/>
+              </w:rPr>
+              <w:fldChar w:fldCharType="begin"/>
+            </w:r>
+            <w:r>
+              <w:rPr>
+                <w:rFonts w:ascii="Times New Roman" w:hAnsi="Times New Roman"/>
+                <w:noProof/>
+                <w:webHidden/>
+                <w:sz w:val="28"/>
+                <w:szCs w:val="28"/>
+              </w:rPr>
+              <w:instrText xml:space="preserve"> PAGEREF _Toc226382328 \h </w:instrText>
+            </w:r>
+            <w:r>
+              <w:rPr>
+                <w:rFonts w:ascii="Times New Roman" w:hAnsi="Times New Roman"/>
+                <w:noProof/>
+                <w:webHidden/>
+                <w:sz w:val="28"/>
+                <w:szCs w:val="28"/>
+              </w:rPr>
+            </w:r>
+            <w:r>
+              <w:rPr>
+                <w:rFonts w:ascii="Times New Roman" w:hAnsi="Times New Roman"/>
+                <w:noProof/>
+                <w:webHidden/>
+                <w:sz w:val="28"/>
+                <w:szCs w:val="28"/>
+              </w:rPr>
+              <w:fldChar w:fldCharType="separate"/>
+            </w:r>
+            <w:r>
+              <w:rPr>
+                <w:rFonts w:ascii="Times New Roman" w:hAnsi="Times New Roman"/>
+                <w:noProof/>
+                <w:webHidden/>
+                <w:sz w:val="28"/>
+                <w:szCs w:val="28"/>
+              </w:rPr>
+              <w:t>4</w:t>
+            </w:r>
+            <w:r>
+              <w:rPr>
+                <w:rFonts w:ascii="Times New Roman" w:hAnsi="Times New Roman"/>
+                <w:noProof/>
+                <w:webHidden/>
+                <w:sz w:val="28"/>
+                <w:szCs w:val="28"/>
+              </w:rPr>
+              <w:fldChar w:fldCharType="end"/>
+            </w:r>
+          </w:hyperlink>
         </w:p>
         <w:p>
           <w:pPr>
-            <w:pStyle w:val="31"/>
+            <w:pStyle w:val="TOC3"/>
             <w:ind w:left="284"/>
             <w:rPr>
               <w:rFonts w:ascii="Times New Roman" w:hAnsi="Times New Roman"/>
@@ -1259,7 +1193,7 @@
           <w:hyperlink w:anchor="_Toc226382329" w:history="1">
             <w:r>
               <w:rPr>
-                <w:rStyle w:val="ac"/>
+                <w:rStyle w:val="Hyperlink"/>
                 <w:rFonts w:ascii="Times New Roman" w:eastAsia="Calibri" w:hAnsi="Times New Roman"/>
                 <w:noProof/>
                 <w:sz w:val="28"/>
@@ -1341,7 +1275,7 @@
         </w:p>
         <w:p>
           <w:pPr>
-            <w:pStyle w:val="31"/>
+            <w:pStyle w:val="TOC3"/>
             <w:ind w:left="284"/>
             <w:rPr>
               <w:rFonts w:ascii="Times New Roman" w:hAnsi="Times New Roman"/>
@@ -1355,7 +1289,7 @@
           <w:hyperlink w:anchor="_Toc226382330" w:history="1">
             <w:r>
               <w:rPr>
-                <w:rStyle w:val="ac"/>
+                <w:rStyle w:val="Hyperlink"/>
                 <w:rFonts w:ascii="Times New Roman" w:eastAsia="Calibri" w:hAnsi="Times New Roman"/>
                 <w:noProof/>
                 <w:sz w:val="28"/>
@@ -1437,7 +1371,7 @@
         </w:p>
         <w:p>
           <w:pPr>
-            <w:pStyle w:val="31"/>
+            <w:pStyle w:val="TOC3"/>
             <w:ind w:left="284"/>
             <w:rPr>
               <w:rFonts w:ascii="Times New Roman" w:hAnsi="Times New Roman"/>
@@ -1451,7 +1385,7 @@
           <w:hyperlink w:anchor="_Toc226382331" w:history="1">
             <w:r>
               <w:rPr>
-                <w:rStyle w:val="ac"/>
+                <w:rStyle w:val="Hyperlink"/>
                 <w:rFonts w:ascii="Times New Roman" w:eastAsia="Calibri" w:hAnsi="Times New Roman"/>
                 <w:noProof/>
                 <w:sz w:val="28"/>
@@ -1533,7 +1467,7 @@
         </w:p>
         <w:p>
           <w:pPr>
-            <w:pStyle w:val="31"/>
+            <w:pStyle w:val="TOC3"/>
             <w:ind w:left="284"/>
             <w:rPr>
               <w:rFonts w:ascii="Times New Roman" w:hAnsi="Times New Roman"/>
@@ -1547,7 +1481,7 @@
           <w:hyperlink w:anchor="_Toc226382332" w:history="1">
             <w:r>
               <w:rPr>
-                <w:rStyle w:val="ac"/>
+                <w:rStyle w:val="Hyperlink"/>
                 <w:rFonts w:ascii="Times New Roman" w:eastAsia="Calibri" w:hAnsi="Times New Roman"/>
                 <w:noProof/>
                 <w:sz w:val="28"/>
@@ -1629,7 +1563,7 @@
         </w:p>
         <w:p>
           <w:pPr>
-            <w:pStyle w:val="23"/>
+            <w:pStyle w:val="TOC2"/>
             <w:rPr>
               <w:rFonts w:ascii="Times New Roman" w:hAnsi="Times New Roman"/>
               <w:noProof/>
@@ -1642,7 +1576,7 @@
           <w:hyperlink w:anchor="_Toc226382333" w:history="1">
             <w:r>
               <w:rPr>
-                <w:rStyle w:val="ac"/>
+                <w:rStyle w:val="Hyperlink"/>
                 <w:rFonts w:ascii="Times New Roman" w:eastAsia="Calibri" w:hAnsi="Times New Roman"/>
                 <w:noProof/>
                 <w:sz w:val="28"/>
@@ -1653,7 +1587,7 @@
             </w:r>
             <w:r>
               <w:rPr>
-                <w:rStyle w:val="ac"/>
+                <w:rStyle w:val="Hyperlink"/>
                 <w:rFonts w:ascii="Times New Roman" w:eastAsia="Calibri" w:hAnsi="Times New Roman"/>
                 <w:noProof/>
                 <w:sz w:val="28"/>
@@ -1664,7 +1598,7 @@
             </w:r>
             <w:r>
               <w:rPr>
-                <w:rStyle w:val="ac"/>
+                <w:rStyle w:val="Hyperlink"/>
                 <w:rFonts w:ascii="Times New Roman" w:eastAsia="Calibri" w:hAnsi="Times New Roman"/>
                 <w:noProof/>
                 <w:sz w:val="28"/>
@@ -1675,7 +1609,7 @@
             </w:r>
             <w:r>
               <w:rPr>
-                <w:rStyle w:val="ac"/>
+                <w:rStyle w:val="Hyperlink"/>
                 <w:rFonts w:ascii="Times New Roman" w:eastAsia="Calibri" w:hAnsi="Times New Roman"/>
                 <w:noProof/>
                 <w:sz w:val="28"/>
@@ -1686,7 +1620,7 @@
             </w:r>
             <w:r>
               <w:rPr>
-                <w:rStyle w:val="ac"/>
+                <w:rStyle w:val="Hyperlink"/>
                 <w:rFonts w:ascii="Times New Roman" w:eastAsia="Calibri" w:hAnsi="Times New Roman"/>
                 <w:noProof/>
                 <w:sz w:val="28"/>
@@ -1768,7 +1702,7 @@
         </w:p>
         <w:p>
           <w:pPr>
-            <w:pStyle w:val="31"/>
+            <w:pStyle w:val="TOC3"/>
             <w:ind w:left="284"/>
             <w:rPr>
               <w:rFonts w:ascii="Times New Roman" w:hAnsi="Times New Roman"/>
@@ -1782,7 +1716,7 @@
           <w:hyperlink w:anchor="_Toc226382334" w:history="1">
             <w:r>
               <w:rPr>
-                <w:rStyle w:val="ac"/>
+                <w:rStyle w:val="Hyperlink"/>
                 <w:rFonts w:ascii="Times New Roman" w:eastAsia="Calibri" w:hAnsi="Times New Roman"/>
                 <w:noProof/>
                 <w:sz w:val="28"/>
@@ -1864,7 +1798,7 @@
         </w:p>
         <w:p>
           <w:pPr>
-            <w:pStyle w:val="31"/>
+            <w:pStyle w:val="TOC3"/>
             <w:ind w:left="284"/>
             <w:rPr>
               <w:rFonts w:ascii="Times New Roman" w:hAnsi="Times New Roman"/>
@@ -1878,7 +1812,7 @@
           <w:hyperlink w:anchor="_Toc226382335" w:history="1">
             <w:r>
               <w:rPr>
-                <w:rStyle w:val="ac"/>
+                <w:rStyle w:val="Hyperlink"/>
                 <w:rFonts w:ascii="Times New Roman" w:eastAsia="Calibri" w:hAnsi="Times New Roman"/>
                 <w:noProof/>
                 <w:sz w:val="28"/>
@@ -1960,7 +1894,7 @@
         </w:p>
         <w:p>
           <w:pPr>
-            <w:pStyle w:val="31"/>
+            <w:pStyle w:val="TOC3"/>
             <w:ind w:left="284"/>
             <w:rPr>
               <w:rFonts w:ascii="Times New Roman" w:hAnsi="Times New Roman"/>
@@ -1974,7 +1908,7 @@
           <w:hyperlink w:anchor="_Toc226382336" w:history="1">
             <w:r>
               <w:rPr>
-                <w:rStyle w:val="ac"/>
+                <w:rStyle w:val="Hyperlink"/>
                 <w:rFonts w:ascii="Times New Roman" w:eastAsia="Calibri" w:hAnsi="Times New Roman"/>
                 <w:noProof/>
                 <w:sz w:val="28"/>
@@ -2056,7 +1990,7 @@
         </w:p>
         <w:p>
           <w:pPr>
-            <w:pStyle w:val="31"/>
+            <w:pStyle w:val="TOC3"/>
             <w:ind w:left="284"/>
             <w:rPr>
               <w:rFonts w:ascii="Times New Roman" w:hAnsi="Times New Roman"/>
@@ -2070,7 +2004,7 @@
           <w:hyperlink w:anchor="_Toc226382337" w:history="1">
             <w:r>
               <w:rPr>
-                <w:rStyle w:val="ac"/>
+                <w:rStyle w:val="Hyperlink"/>
                 <w:rFonts w:ascii="Times New Roman" w:eastAsia="Calibri" w:hAnsi="Times New Roman"/>
                 <w:noProof/>
                 <w:sz w:val="28"/>
@@ -2152,7 +2086,7 @@
         </w:p>
         <w:p>
           <w:pPr>
-            <w:pStyle w:val="23"/>
+            <w:pStyle w:val="TOC2"/>
             <w:rPr>
               <w:rFonts w:ascii="Times New Roman" w:hAnsi="Times New Roman"/>
               <w:noProof/>
@@ -2165,7 +2099,7 @@
           <w:hyperlink w:anchor="_Toc226382338" w:history="1">
             <w:r>
               <w:rPr>
-                <w:rStyle w:val="ac"/>
+                <w:rStyle w:val="Hyperlink"/>
                 <w:rFonts w:ascii="Times New Roman" w:eastAsia="Calibri" w:hAnsi="Times New Roman"/>
                 <w:noProof/>
                 <w:sz w:val="28"/>
@@ -2176,7 +2110,7 @@
             </w:r>
             <w:r>
               <w:rPr>
-                <w:rStyle w:val="ac"/>
+                <w:rStyle w:val="Hyperlink"/>
                 <w:rFonts w:ascii="Times New Roman" w:eastAsia="Calibri" w:hAnsi="Times New Roman"/>
                 <w:noProof/>
                 <w:sz w:val="28"/>
@@ -2187,7 +2121,7 @@
             </w:r>
             <w:r>
               <w:rPr>
-                <w:rStyle w:val="ac"/>
+                <w:rStyle w:val="Hyperlink"/>
                 <w:rFonts w:ascii="Times New Roman" w:eastAsia="Calibri" w:hAnsi="Times New Roman"/>
                 <w:noProof/>
                 <w:sz w:val="28"/>
@@ -2198,7 +2132,7 @@
             </w:r>
             <w:r>
               <w:rPr>
-                <w:rStyle w:val="ac"/>
+                <w:rStyle w:val="Hyperlink"/>
                 <w:rFonts w:ascii="Times New Roman" w:eastAsia="Calibri" w:hAnsi="Times New Roman"/>
                 <w:noProof/>
                 <w:sz w:val="28"/>
@@ -2209,7 +2143,7 @@
             </w:r>
             <w:r>
               <w:rPr>
-                <w:rStyle w:val="ac"/>
+                <w:rStyle w:val="Hyperlink"/>
                 <w:rFonts w:ascii="Times New Roman" w:eastAsia="Calibri" w:hAnsi="Times New Roman"/>
                 <w:noProof/>
                 <w:sz w:val="28"/>
@@ -2291,7 +2225,7 @@
         </w:p>
         <w:p>
           <w:pPr>
-            <w:pStyle w:val="31"/>
+            <w:pStyle w:val="TOC3"/>
             <w:ind w:left="284"/>
             <w:rPr>
               <w:rFonts w:ascii="Times New Roman" w:hAnsi="Times New Roman"/>
@@ -2305,7 +2239,7 @@
           <w:hyperlink w:anchor="_Toc226382339" w:history="1">
             <w:r>
               <w:rPr>
-                <w:rStyle w:val="ac"/>
+                <w:rStyle w:val="Hyperlink"/>
                 <w:rFonts w:ascii="Times New Roman" w:eastAsia="Calibri" w:hAnsi="Times New Roman"/>
                 <w:noProof/>
                 <w:sz w:val="28"/>
@@ -2387,7 +2321,7 @@
         </w:p>
         <w:p>
           <w:pPr>
-            <w:pStyle w:val="31"/>
+            <w:pStyle w:val="TOC3"/>
             <w:ind w:left="284"/>
             <w:rPr>
               <w:rFonts w:ascii="Times New Roman" w:hAnsi="Times New Roman"/>
@@ -2401,7 +2335,7 @@
           <w:hyperlink w:anchor="_Toc226382340" w:history="1">
             <w:r>
               <w:rPr>
-                <w:rStyle w:val="ac"/>
+                <w:rStyle w:val="Hyperlink"/>
                 <w:rFonts w:ascii="Times New Roman" w:eastAsia="Calibri" w:hAnsi="Times New Roman"/>
                 <w:noProof/>
                 <w:sz w:val="28"/>
@@ -2483,7 +2417,7 @@
         </w:p>
         <w:p>
           <w:pPr>
-            <w:pStyle w:val="31"/>
+            <w:pStyle w:val="TOC3"/>
             <w:ind w:left="284"/>
             <w:rPr>
               <w:rFonts w:ascii="Times New Roman" w:hAnsi="Times New Roman"/>
@@ -2497,7 +2431,7 @@
           <w:hyperlink w:anchor="_Toc226382341" w:history="1">
             <w:r>
               <w:rPr>
-                <w:rStyle w:val="ac"/>
+                <w:rStyle w:val="Hyperlink"/>
                 <w:rFonts w:ascii="Times New Roman" w:eastAsia="Calibri" w:hAnsi="Times New Roman"/>
                 <w:noProof/>
                 <w:sz w:val="28"/>
@@ -2579,7 +2513,7 @@
         </w:p>
         <w:p>
           <w:pPr>
-            <w:pStyle w:val="23"/>
+            <w:pStyle w:val="TOC2"/>
             <w:rPr>
               <w:rFonts w:ascii="Times New Roman" w:hAnsi="Times New Roman"/>
               <w:noProof/>
@@ -2592,7 +2526,7 @@
           <w:hyperlink w:anchor="_Toc226382342" w:history="1">
             <w:r>
               <w:rPr>
-                <w:rStyle w:val="ac"/>
+                <w:rStyle w:val="Hyperlink"/>
                 <w:rFonts w:ascii="Times New Roman" w:eastAsia="Calibri" w:hAnsi="Times New Roman"/>
                 <w:noProof/>
                 <w:sz w:val="28"/>
@@ -2603,7 +2537,7 @@
             </w:r>
             <w:r>
               <w:rPr>
-                <w:rStyle w:val="ac"/>
+                <w:rStyle w:val="Hyperlink"/>
                 <w:rFonts w:ascii="Times New Roman" w:eastAsia="Calibri" w:hAnsi="Times New Roman"/>
                 <w:noProof/>
                 <w:sz w:val="28"/>
@@ -2614,7 +2548,7 @@
             </w:r>
             <w:r>
               <w:rPr>
-                <w:rStyle w:val="ac"/>
+                <w:rStyle w:val="Hyperlink"/>
                 <w:rFonts w:ascii="Times New Roman" w:eastAsia="Calibri" w:hAnsi="Times New Roman"/>
                 <w:noProof/>
                 <w:sz w:val="28"/>
@@ -2625,7 +2559,7 @@
             </w:r>
             <w:r>
               <w:rPr>
-                <w:rStyle w:val="ac"/>
+                <w:rStyle w:val="Hyperlink"/>
                 <w:rFonts w:ascii="Times New Roman" w:eastAsia="Calibri" w:hAnsi="Times New Roman"/>
                 <w:noProof/>
                 <w:sz w:val="28"/>
@@ -2636,7 +2570,7 @@
             </w:r>
             <w:r>
               <w:rPr>
-                <w:rStyle w:val="ac"/>
+                <w:rStyle w:val="Hyperlink"/>
                 <w:rFonts w:ascii="Times New Roman" w:eastAsia="Calibri" w:hAnsi="Times New Roman"/>
                 <w:noProof/>
                 <w:sz w:val="28"/>
@@ -2718,7 +2652,7 @@
         </w:p>
         <w:p>
           <w:pPr>
-            <w:pStyle w:val="31"/>
+            <w:pStyle w:val="TOC3"/>
             <w:ind w:left="284"/>
             <w:rPr>
               <w:rFonts w:ascii="Times New Roman" w:hAnsi="Times New Roman"/>
@@ -2732,7 +2666,7 @@
           <w:hyperlink w:anchor="_Toc226382343" w:history="1">
             <w:r>
               <w:rPr>
-                <w:rStyle w:val="ac"/>
+                <w:rStyle w:val="Hyperlink"/>
                 <w:rFonts w:ascii="Times New Roman" w:eastAsia="Calibri" w:hAnsi="Times New Roman"/>
                 <w:noProof/>
                 <w:sz w:val="28"/>
@@ -2814,7 +2748,7 @@
         </w:p>
         <w:p>
           <w:pPr>
-            <w:pStyle w:val="31"/>
+            <w:pStyle w:val="TOC3"/>
             <w:ind w:left="284"/>
             <w:rPr>
               <w:rFonts w:ascii="Times New Roman" w:hAnsi="Times New Roman"/>
@@ -2828,7 +2762,7 @@
           <w:hyperlink w:anchor="_Toc226382344" w:history="1">
             <w:r>
               <w:rPr>
-                <w:rStyle w:val="ac"/>
+                <w:rStyle w:val="Hyperlink"/>
                 <w:rFonts w:ascii="Times New Roman" w:eastAsia="Calibri" w:hAnsi="Times New Roman"/>
                 <w:noProof/>
                 <w:sz w:val="28"/>
@@ -2910,7 +2844,7 @@
         </w:p>
         <w:p>
           <w:pPr>
-            <w:pStyle w:val="31"/>
+            <w:pStyle w:val="TOC3"/>
             <w:ind w:left="284"/>
             <w:rPr>
               <w:rFonts w:ascii="Times New Roman" w:hAnsi="Times New Roman"/>
@@ -2924,7 +2858,7 @@
           <w:hyperlink w:anchor="_Toc226382345" w:history="1">
             <w:r>
               <w:rPr>
-                <w:rStyle w:val="ac"/>
+                <w:rStyle w:val="Hyperlink"/>
                 <w:rFonts w:ascii="Times New Roman" w:eastAsia="Calibri" w:hAnsi="Times New Roman"/>
                 <w:noProof/>
                 <w:sz w:val="28"/>
@@ -3006,7 +2940,7 @@
         </w:p>
         <w:p>
           <w:pPr>
-            <w:pStyle w:val="23"/>
+            <w:pStyle w:val="TOC2"/>
             <w:rPr>
               <w:rFonts w:ascii="Times New Roman" w:hAnsi="Times New Roman"/>
               <w:noProof/>
@@ -3019,7 +2953,7 @@
           <w:hyperlink w:anchor="_Toc226382346" w:history="1">
             <w:r>
               <w:rPr>
-                <w:rStyle w:val="ac"/>
+                <w:rStyle w:val="Hyperlink"/>
                 <w:rFonts w:ascii="Times New Roman" w:eastAsia="Calibri" w:hAnsi="Times New Roman"/>
                 <w:noProof/>
                 <w:sz w:val="28"/>
@@ -3030,7 +2964,7 @@
             </w:r>
             <w:r>
               <w:rPr>
-                <w:rStyle w:val="ac"/>
+                <w:rStyle w:val="Hyperlink"/>
                 <w:rFonts w:ascii="Times New Roman" w:eastAsia="Calibri" w:hAnsi="Times New Roman"/>
                 <w:noProof/>
                 <w:sz w:val="28"/>
@@ -3041,7 +2975,7 @@
             </w:r>
             <w:r>
               <w:rPr>
-                <w:rStyle w:val="ac"/>
+                <w:rStyle w:val="Hyperlink"/>
                 <w:rFonts w:ascii="Times New Roman" w:eastAsia="Calibri" w:hAnsi="Times New Roman"/>
                 <w:noProof/>
                 <w:sz w:val="28"/>
@@ -3052,7 +2986,7 @@
             </w:r>
             <w:r>
               <w:rPr>
-                <w:rStyle w:val="ac"/>
+                <w:rStyle w:val="Hyperlink"/>
                 <w:rFonts w:ascii="Times New Roman" w:eastAsia="Calibri" w:hAnsi="Times New Roman"/>
                 <w:noProof/>
                 <w:sz w:val="28"/>
@@ -3063,7 +2997,7 @@
             </w:r>
             <w:r>
               <w:rPr>
-                <w:rStyle w:val="ac"/>
+                <w:rStyle w:val="Hyperlink"/>
                 <w:rFonts w:ascii="Times New Roman" w:eastAsia="Calibri" w:hAnsi="Times New Roman"/>
                 <w:noProof/>
                 <w:sz w:val="28"/>
@@ -3145,7 +3079,7 @@
         </w:p>
         <w:p>
           <w:pPr>
-            <w:pStyle w:val="31"/>
+            <w:pStyle w:val="TOC3"/>
             <w:ind w:left="284"/>
             <w:rPr>
               <w:rFonts w:ascii="Times New Roman" w:hAnsi="Times New Roman"/>
@@ -3159,7 +3093,7 @@
           <w:hyperlink w:anchor="_Toc226382347" w:history="1">
             <w:r>
               <w:rPr>
-                <w:rStyle w:val="ac"/>
+                <w:rStyle w:val="Hyperlink"/>
                 <w:rFonts w:ascii="Times New Roman" w:eastAsia="Calibri" w:hAnsi="Times New Roman"/>
                 <w:noProof/>
                 <w:sz w:val="28"/>
@@ -3241,7 +3175,7 @@
         </w:p>
         <w:p>
           <w:pPr>
-            <w:pStyle w:val="31"/>
+            <w:pStyle w:val="TOC3"/>
             <w:ind w:left="284"/>
             <w:rPr>
               <w:rFonts w:ascii="Times New Roman" w:hAnsi="Times New Roman"/>
@@ -3255,7 +3189,7 @@
           <w:hyperlink w:anchor="_Toc226382348" w:history="1">
             <w:r>
               <w:rPr>
-                <w:rStyle w:val="ac"/>
+                <w:rStyle w:val="Hyperlink"/>
                 <w:rFonts w:ascii="Times New Roman" w:eastAsia="Calibri" w:hAnsi="Times New Roman"/>
                 <w:noProof/>
                 <w:sz w:val="28"/>
@@ -3337,7 +3271,7 @@
         </w:p>
         <w:p>
           <w:pPr>
-            <w:pStyle w:val="31"/>
+            <w:pStyle w:val="TOC3"/>
             <w:ind w:left="284"/>
             <w:rPr>
               <w:rFonts w:ascii="Times New Roman" w:hAnsi="Times New Roman"/>
@@ -3351,7 +3285,7 @@
           <w:hyperlink w:anchor="_Toc226382349" w:history="1">
             <w:r>
               <w:rPr>
-                <w:rStyle w:val="ac"/>
+                <w:rStyle w:val="Hyperlink"/>
                 <w:rFonts w:ascii="Times New Roman" w:eastAsia="Calibri" w:hAnsi="Times New Roman"/>
                 <w:noProof/>
                 <w:sz w:val="28"/>
@@ -3433,7 +3367,7 @@
         </w:p>
         <w:p>
           <w:pPr>
-            <w:pStyle w:val="31"/>
+            <w:pStyle w:val="TOC3"/>
             <w:ind w:left="284"/>
             <w:rPr>
               <w:rFonts w:ascii="Times New Roman" w:hAnsi="Times New Roman"/>
@@ -3447,7 +3381,7 @@
           <w:hyperlink w:anchor="_Toc226382350" w:history="1">
             <w:r>
               <w:rPr>
-                <w:rStyle w:val="ac"/>
+                <w:rStyle w:val="Hyperlink"/>
                 <w:rFonts w:ascii="Times New Roman" w:eastAsia="Calibri" w:hAnsi="Times New Roman"/>
                 <w:noProof/>
                 <w:sz w:val="28"/>
@@ -3529,7 +3463,7 @@
         </w:p>
         <w:p>
           <w:pPr>
-            <w:pStyle w:val="23"/>
+            <w:pStyle w:val="TOC2"/>
             <w:rPr>
               <w:rFonts w:ascii="Times New Roman" w:hAnsi="Times New Roman"/>
               <w:noProof/>
@@ -3542,7 +3476,7 @@
           <w:hyperlink w:anchor="_Toc226382351" w:history="1">
             <w:r>
               <w:rPr>
-                <w:rStyle w:val="ac"/>
+                <w:rStyle w:val="Hyperlink"/>
                 <w:rFonts w:ascii="Times New Roman" w:eastAsia="Calibri" w:hAnsi="Times New Roman"/>
                 <w:noProof/>
                 <w:sz w:val="28"/>
@@ -3553,7 +3487,7 @@
             </w:r>
             <w:r>
               <w:rPr>
-                <w:rStyle w:val="ac"/>
+                <w:rStyle w:val="Hyperlink"/>
                 <w:rFonts w:ascii="Times New Roman" w:eastAsia="Calibri" w:hAnsi="Times New Roman"/>
                 <w:noProof/>
                 <w:sz w:val="28"/>
@@ -3564,7 +3498,7 @@
             </w:r>
             <w:r>
               <w:rPr>
-                <w:rStyle w:val="ac"/>
+                <w:rStyle w:val="Hyperlink"/>
                 <w:rFonts w:ascii="Times New Roman" w:eastAsia="Calibri" w:hAnsi="Times New Roman"/>
                 <w:noProof/>
                 <w:sz w:val="28"/>
@@ -3575,7 +3509,7 @@
             </w:r>
             <w:r>
               <w:rPr>
-                <w:rStyle w:val="ac"/>
+                <w:rStyle w:val="Hyperlink"/>
                 <w:rFonts w:ascii="Times New Roman" w:eastAsia="Calibri" w:hAnsi="Times New Roman"/>
                 <w:noProof/>
                 <w:sz w:val="28"/>
@@ -3586,7 +3520,7 @@
             </w:r>
             <w:r>
               <w:rPr>
-                <w:rStyle w:val="ac"/>
+                <w:rStyle w:val="Hyperlink"/>
                 <w:rFonts w:ascii="Times New Roman" w:eastAsia="Calibri" w:hAnsi="Times New Roman"/>
                 <w:noProof/>
                 <w:sz w:val="28"/>
@@ -3597,7 +3531,7 @@
             </w:r>
             <w:r>
               <w:rPr>
-                <w:rStyle w:val="ac"/>
+                <w:rStyle w:val="Hyperlink"/>
                 <w:rFonts w:ascii="Times New Roman" w:eastAsia="Calibri" w:hAnsi="Times New Roman"/>
                 <w:noProof/>
                 <w:sz w:val="28"/>
@@ -3608,7 +3542,7 @@
             </w:r>
             <w:r>
               <w:rPr>
-                <w:rStyle w:val="ac"/>
+                <w:rStyle w:val="Hyperlink"/>
                 <w:rFonts w:ascii="Times New Roman" w:eastAsia="Calibri" w:hAnsi="Times New Roman"/>
                 <w:noProof/>
                 <w:sz w:val="28"/>
@@ -3690,7 +3624,7 @@
         </w:p>
         <w:p>
           <w:pPr>
-            <w:pStyle w:val="31"/>
+            <w:pStyle w:val="TOC3"/>
             <w:ind w:left="284"/>
             <w:rPr>
               <w:rFonts w:ascii="Times New Roman" w:hAnsi="Times New Roman"/>
@@ -3704,7 +3638,7 @@
           <w:hyperlink w:anchor="_Toc226382352" w:history="1">
             <w:r>
               <w:rPr>
-                <w:rStyle w:val="ac"/>
+                <w:rStyle w:val="Hyperlink"/>
                 <w:rFonts w:ascii="Times New Roman" w:eastAsia="Calibri" w:hAnsi="Times New Roman"/>
                 <w:noProof/>
                 <w:sz w:val="28"/>
@@ -3786,7 +3720,7 @@
         </w:p>
         <w:p>
           <w:pPr>
-            <w:pStyle w:val="31"/>
+            <w:pStyle w:val="TOC3"/>
             <w:ind w:left="284"/>
             <w:rPr>
               <w:rFonts w:ascii="Times New Roman" w:hAnsi="Times New Roman"/>
@@ -3800,7 +3734,7 @@
           <w:hyperlink w:anchor="_Toc226382353" w:history="1">
             <w:r>
               <w:rPr>
-                <w:rStyle w:val="ac"/>
+                <w:rStyle w:val="Hyperlink"/>
                 <w:rFonts w:ascii="Times New Roman" w:eastAsia="Calibri" w:hAnsi="Times New Roman"/>
                 <w:noProof/>
                 <w:sz w:val="28"/>
@@ -3882,7 +3816,7 @@
         </w:p>
         <w:p>
           <w:pPr>
-            <w:pStyle w:val="31"/>
+            <w:pStyle w:val="TOC3"/>
             <w:ind w:left="284"/>
             <w:rPr>
               <w:rFonts w:ascii="Times New Roman" w:hAnsi="Times New Roman"/>
@@ -3965,7 +3899,7 @@
               </mc:Choice>
               <mc:Fallback>
                 <w:pict>
-                  <v:rect w14:anchorId="4298B9B5" id="Прямоугольник 1" o:spid="_x0000_s1026" style="position:absolute;margin-left:217.15pt;margin-top:40.8pt;width:29.35pt;height:21.8pt;z-index:251659264;visibility:visible;mso-wrap-style:square;mso-wrap-distance-left:9pt;mso-wrap-distance-top:0;mso-wrap-distance-right:9pt;mso-wrap-distance-bottom:0;mso-position-horizontal:absolute;mso-position-horizontal-relative:text;mso-position-vertical:absolute;mso-position-vertical-relative:text;v-text-anchor:middle" o:gfxdata="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" fillcolor="white [3201]" strokecolor="white [3212]" strokeweight="1pt"/>
+                  <v:rect w14:anchorId="4298B9B5" id="Прямоугольник 1" o:spid="_x0000_s1026" style="position:absolute;margin-left:217.15pt;margin-top:40.8pt;width:29.35pt;height:21.8pt;z-index:251659264;visibility:visible;mso-wrap-style:square;mso-wrap-distance-left:9pt;mso-wrap-distance-top:0;mso-wrap-distance-right:9pt;mso-wrap-distance-bottom:0;mso-position-horizontal:absolute;mso-position-horizontal-relative:text;mso-position-vertical:absolute;mso-position-vertical-relative:text;v-text-anchor:middle" o:gfxdata="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" fillcolor="white [3201]" strokecolor="white [3212]" strokeweight="1pt"/>
                 </w:pict>
               </mc:Fallback>
             </mc:AlternateContent>
@@ -3973,7 +3907,7 @@
           <w:hyperlink w:anchor="_Toc226382354" w:history="1">
             <w:r>
               <w:rPr>
-                <w:rStyle w:val="ac"/>
+                <w:rStyle w:val="Hyperlink"/>
                 <w:rFonts w:ascii="Times New Roman" w:eastAsia="Calibri" w:hAnsi="Times New Roman"/>
                 <w:noProof/>
                 <w:sz w:val="28"/>
@@ -4055,7 +3989,7 @@
         </w:p>
         <w:p>
           <w:pPr>
-            <w:pStyle w:val="23"/>
+            <w:pStyle w:val="TOC2"/>
             <w:rPr>
               <w:rFonts w:ascii="Times New Roman" w:hAnsi="Times New Roman"/>
               <w:noProof/>
@@ -4068,7 +4002,7 @@
           <w:hyperlink w:anchor="_Toc226382355" w:history="1">
             <w:r>
               <w:rPr>
-                <w:rStyle w:val="ac"/>
+                <w:rStyle w:val="Hyperlink"/>
                 <w:rFonts w:ascii="Times New Roman" w:eastAsia="Calibri" w:hAnsi="Times New Roman"/>
                 <w:noProof/>
                 <w:sz w:val="28"/>
@@ -4079,7 +4013,7 @@
             </w:r>
             <w:r>
               <w:rPr>
-                <w:rStyle w:val="ac"/>
+                <w:rStyle w:val="Hyperlink"/>
                 <w:rFonts w:ascii="Times New Roman" w:eastAsia="Calibri" w:hAnsi="Times New Roman"/>
                 <w:noProof/>
                 <w:sz w:val="28"/>
@@ -4090,7 +4024,7 @@
             </w:r>
             <w:r>
               <w:rPr>
-                <w:rStyle w:val="ac"/>
+                <w:rStyle w:val="Hyperlink"/>
                 <w:rFonts w:ascii="Times New Roman" w:eastAsia="Calibri" w:hAnsi="Times New Roman"/>
                 <w:noProof/>
                 <w:sz w:val="28"/>
@@ -4172,7 +4106,7 @@
         </w:p>
         <w:p>
           <w:pPr>
-            <w:pStyle w:val="31"/>
+            <w:pStyle w:val="TOC3"/>
             <w:ind w:left="284"/>
             <w:rPr>
               <w:rFonts w:ascii="Times New Roman" w:hAnsi="Times New Roman"/>
@@ -4186,7 +4120,7 @@
           <w:hyperlink w:anchor="_Toc226382356" w:history="1">
             <w:r>
               <w:rPr>
-                <w:rStyle w:val="ac"/>
+                <w:rStyle w:val="Hyperlink"/>
                 <w:rFonts w:ascii="Times New Roman" w:eastAsia="Calibri" w:hAnsi="Times New Roman"/>
                 <w:noProof/>
                 <w:sz w:val="28"/>
@@ -4268,7 +4202,7 @@
         </w:p>
         <w:p>
           <w:pPr>
-            <w:pStyle w:val="31"/>
+            <w:pStyle w:val="TOC3"/>
             <w:ind w:left="284"/>
             <w:rPr>
               <w:rFonts w:ascii="Times New Roman" w:hAnsi="Times New Roman"/>
@@ -4282,7 +4216,7 @@
           <w:hyperlink w:anchor="_Toc226382357" w:history="1">
             <w:r>
               <w:rPr>
-                <w:rStyle w:val="ac"/>
+                <w:rStyle w:val="Hyperlink"/>
                 <w:rFonts w:ascii="Times New Roman" w:eastAsia="Calibri" w:hAnsi="Times New Roman"/>
                 <w:noProof/>
                 <w:sz w:val="28"/>
@@ -4364,7 +4298,7 @@
         </w:p>
         <w:p>
           <w:pPr>
-            <w:pStyle w:val="31"/>
+            <w:pStyle w:val="TOC3"/>
             <w:ind w:left="284"/>
             <w:rPr>
               <w:rFonts w:ascii="Times New Roman" w:hAnsi="Times New Roman"/>
@@ -4378,7 +4312,7 @@
           <w:hyperlink w:anchor="_Toc226382358" w:history="1">
             <w:r>
               <w:rPr>
-                <w:rStyle w:val="ac"/>
+                <w:rStyle w:val="Hyperlink"/>
                 <w:rFonts w:ascii="Times New Roman" w:eastAsia="Calibri" w:hAnsi="Times New Roman"/>
                 <w:noProof/>
                 <w:sz w:val="28"/>
@@ -4460,7 +4394,7 @@
         </w:p>
         <w:p>
           <w:pPr>
-            <w:pStyle w:val="23"/>
+            <w:pStyle w:val="TOC2"/>
             <w:rPr>
               <w:rFonts w:ascii="Times New Roman" w:hAnsi="Times New Roman"/>
               <w:noProof/>
@@ -4473,7 +4407,7 @@
           <w:hyperlink w:anchor="_Toc226382359" w:history="1">
             <w:r>
               <w:rPr>
-                <w:rStyle w:val="ac"/>
+                <w:rStyle w:val="Hyperlink"/>
                 <w:rFonts w:ascii="Times New Roman" w:eastAsia="Calibri" w:hAnsi="Times New Roman"/>
                 <w:noProof/>
                 <w:sz w:val="28"/>
@@ -4484,7 +4418,7 @@
             </w:r>
             <w:r>
               <w:rPr>
-                <w:rStyle w:val="ac"/>
+                <w:rStyle w:val="Hyperlink"/>
                 <w:rFonts w:ascii="Times New Roman" w:eastAsia="Calibri" w:hAnsi="Times New Roman"/>
                 <w:noProof/>
                 <w:sz w:val="28"/>
@@ -4495,7 +4429,7 @@
             </w:r>
             <w:r>
               <w:rPr>
-                <w:rStyle w:val="ac"/>
+                <w:rStyle w:val="Hyperlink"/>
                 <w:rFonts w:ascii="Times New Roman" w:eastAsia="Calibri" w:hAnsi="Times New Roman"/>
                 <w:noProof/>
                 <w:sz w:val="28"/>
@@ -4506,7 +4440,7 @@
             </w:r>
             <w:r>
               <w:rPr>
-                <w:rStyle w:val="ac"/>
+                <w:rStyle w:val="Hyperlink"/>
                 <w:rFonts w:ascii="Times New Roman" w:eastAsia="Calibri" w:hAnsi="Times New Roman"/>
                 <w:noProof/>
                 <w:sz w:val="28"/>
@@ -4517,7 +4451,7 @@
             </w:r>
             <w:r>
               <w:rPr>
-                <w:rStyle w:val="ac"/>
+                <w:rStyle w:val="Hyperlink"/>
                 <w:rFonts w:ascii="Times New Roman" w:eastAsia="Calibri" w:hAnsi="Times New Roman"/>
                 <w:noProof/>
                 <w:sz w:val="28"/>
@@ -4599,7 +4533,7 @@
         </w:p>
         <w:p>
           <w:pPr>
-            <w:pStyle w:val="31"/>
+            <w:pStyle w:val="TOC3"/>
             <w:ind w:left="284"/>
             <w:rPr>
               <w:rFonts w:ascii="Times New Roman" w:hAnsi="Times New Roman"/>
@@ -4613,7 +4547,7 @@
           <w:hyperlink w:anchor="_Toc226382360" w:history="1">
             <w:r>
               <w:rPr>
-                <w:rStyle w:val="ac"/>
+                <w:rStyle w:val="Hyperlink"/>
                 <w:rFonts w:ascii="Times New Roman" w:eastAsia="Calibri" w:hAnsi="Times New Roman"/>
                 <w:noProof/>
                 <w:sz w:val="28"/>
@@ -4695,7 +4629,7 @@
         </w:p>
         <w:p>
           <w:pPr>
-            <w:pStyle w:val="31"/>
+            <w:pStyle w:val="TOC3"/>
             <w:ind w:left="284"/>
             <w:rPr>
               <w:rFonts w:ascii="Times New Roman" w:hAnsi="Times New Roman"/>
@@ -4709,7 +4643,7 @@
           <w:hyperlink w:anchor="_Toc226382361" w:history="1">
             <w:r>
               <w:rPr>
-                <w:rStyle w:val="ac"/>
+                <w:rStyle w:val="Hyperlink"/>
                 <w:rFonts w:ascii="Times New Roman" w:eastAsia="Calibri" w:hAnsi="Times New Roman"/>
                 <w:noProof/>
                 <w:sz w:val="28"/>
@@ -4791,7 +4725,7 @@
         </w:p>
         <w:p>
           <w:pPr>
-            <w:pStyle w:val="31"/>
+            <w:pStyle w:val="TOC3"/>
             <w:ind w:left="284"/>
             <w:rPr>
               <w:rFonts w:ascii="Times New Roman" w:hAnsi="Times New Roman"/>
@@ -4805,7 +4739,7 @@
           <w:hyperlink w:anchor="_Toc226382362" w:history="1">
             <w:r>
               <w:rPr>
-                <w:rStyle w:val="ac"/>
+                <w:rStyle w:val="Hyperlink"/>
                 <w:rFonts w:ascii="Times New Roman" w:eastAsia="Calibri" w:hAnsi="Times New Roman"/>
                 <w:noProof/>
                 <w:sz w:val="28"/>
@@ -4887,7 +4821,7 @@
         </w:p>
         <w:p>
           <w:pPr>
-            <w:pStyle w:val="23"/>
+            <w:pStyle w:val="TOC2"/>
             <w:rPr>
               <w:rFonts w:ascii="Times New Roman" w:hAnsi="Times New Roman"/>
               <w:noProof/>
@@ -4900,7 +4834,7 @@
           <w:hyperlink w:anchor="_Toc226382363" w:history="1">
             <w:r>
               <w:rPr>
-                <w:rStyle w:val="ac"/>
+                <w:rStyle w:val="Hyperlink"/>
                 <w:rFonts w:ascii="Times New Roman" w:eastAsia="Calibri" w:hAnsi="Times New Roman"/>
                 <w:noProof/>
                 <w:sz w:val="28"/>
@@ -4911,7 +4845,7 @@
             </w:r>
             <w:r>
               <w:rPr>
-                <w:rStyle w:val="ac"/>
+                <w:rStyle w:val="Hyperlink"/>
                 <w:rFonts w:ascii="Times New Roman" w:eastAsia="Calibri" w:hAnsi="Times New Roman"/>
                 <w:noProof/>
                 <w:sz w:val="28"/>
@@ -4922,7 +4856,7 @@
             </w:r>
             <w:r>
               <w:rPr>
-                <w:rStyle w:val="ac"/>
+                <w:rStyle w:val="Hyperlink"/>
                 <w:rFonts w:ascii="Times New Roman" w:eastAsia="Calibri" w:hAnsi="Times New Roman"/>
                 <w:noProof/>
                 <w:sz w:val="28"/>
@@ -5004,7 +4938,7 @@
         </w:p>
         <w:p>
           <w:pPr>
-            <w:pStyle w:val="31"/>
+            <w:pStyle w:val="TOC3"/>
             <w:ind w:left="284"/>
             <w:rPr>
               <w:rFonts w:ascii="Times New Roman" w:hAnsi="Times New Roman"/>
@@ -5018,7 +4952,7 @@
           <w:hyperlink w:anchor="_Toc226382364" w:history="1">
             <w:r>
               <w:rPr>
-                <w:rStyle w:val="ac"/>
+                <w:rStyle w:val="Hyperlink"/>
                 <w:rFonts w:ascii="Times New Roman" w:eastAsia="Calibri" w:hAnsi="Times New Roman"/>
                 <w:noProof/>
                 <w:sz w:val="28"/>
@@ -5100,7 +5034,7 @@
         </w:p>
         <w:p>
           <w:pPr>
-            <w:pStyle w:val="31"/>
+            <w:pStyle w:val="TOC3"/>
             <w:ind w:left="284"/>
             <w:rPr>
               <w:rFonts w:ascii="Times New Roman" w:hAnsi="Times New Roman"/>
@@ -5114,7 +5048,7 @@
           <w:hyperlink w:anchor="_Toc226382365" w:history="1">
             <w:r>
               <w:rPr>
-                <w:rStyle w:val="ac"/>
+                <w:rStyle w:val="Hyperlink"/>
                 <w:rFonts w:ascii="Times New Roman" w:eastAsia="Calibri" w:hAnsi="Times New Roman"/>
                 <w:noProof/>
                 <w:sz w:val="28"/>
@@ -5196,7 +5130,7 @@
         </w:p>
         <w:p>
           <w:pPr>
-            <w:pStyle w:val="31"/>
+            <w:pStyle w:val="TOC3"/>
             <w:ind w:left="284"/>
             <w:rPr>
               <w:rFonts w:ascii="Times New Roman" w:hAnsi="Times New Roman"/>
@@ -5210,7 +5144,7 @@
           <w:hyperlink w:anchor="_Toc226382366" w:history="1">
             <w:r>
               <w:rPr>
-                <w:rStyle w:val="ac"/>
+                <w:rStyle w:val="Hyperlink"/>
                 <w:rFonts w:ascii="Times New Roman" w:eastAsia="Calibri" w:hAnsi="Times New Roman"/>
                 <w:noProof/>
                 <w:sz w:val="28"/>
@@ -5292,7 +5226,7 @@
         </w:p>
         <w:p>
           <w:pPr>
-            <w:pStyle w:val="31"/>
+            <w:pStyle w:val="TOC3"/>
             <w:ind w:left="284"/>
             <w:rPr>
               <w:rFonts w:ascii="Times New Roman" w:hAnsi="Times New Roman"/>
@@ -5306,7 +5240,7 @@
           <w:hyperlink w:anchor="_Toc226382367" w:history="1">
             <w:r>
               <w:rPr>
-                <w:rStyle w:val="ac"/>
+                <w:rStyle w:val="Hyperlink"/>
                 <w:rFonts w:ascii="Times New Roman" w:eastAsia="Calibri" w:hAnsi="Times New Roman"/>
                 <w:noProof/>
                 <w:sz w:val="28"/>
@@ -5388,7 +5322,7 @@
         </w:p>
         <w:p>
           <w:pPr>
-            <w:pStyle w:val="11"/>
+            <w:pStyle w:val="TOC1"/>
             <w:tabs>
               <w:tab w:val="right" w:leader="dot" w:pos="9345"/>
             </w:tabs>
@@ -5404,7 +5338,7 @@
           <w:hyperlink w:anchor="_Toc226382368" w:history="1">
             <w:r>
               <w:rPr>
-                <w:rStyle w:val="ac"/>
+                <w:rStyle w:val="Hyperlink"/>
                 <w:rFonts w:ascii="Times New Roman" w:eastAsia="Calibri" w:hAnsi="Times New Roman"/>
                 <w:noProof/>
                 <w:sz w:val="28"/>
@@ -5486,7 +5420,7 @@
         </w:p>
         <w:p>
           <w:pPr>
-            <w:pStyle w:val="31"/>
+            <w:pStyle w:val="TOC3"/>
             <w:rPr>
               <w:rFonts w:ascii="Times New Roman" w:hAnsi="Times New Roman"/>
               <w:noProof/>
@@ -5499,7 +5433,7 @@
           <w:hyperlink w:anchor="_Toc226382369" w:history="1">
             <w:r>
               <w:rPr>
-                <w:rStyle w:val="ac"/>
+                <w:rStyle w:val="Hyperlink"/>
                 <w:rFonts w:ascii="Times New Roman" w:eastAsia="Calibri" w:hAnsi="Times New Roman"/>
                 <w:noProof/>
                 <w:sz w:val="28"/>
@@ -5510,7 +5444,7 @@
             </w:r>
             <w:r>
               <w:rPr>
-                <w:rStyle w:val="ac"/>
+                <w:rStyle w:val="Hyperlink"/>
                 <w:rFonts w:ascii="Times New Roman" w:hAnsi="Times New Roman"/>
                 <w:noProof/>
                 <w:sz w:val="28"/>
@@ -5520,7 +5454,7 @@
             </w:r>
             <w:r>
               <w:rPr>
-                <w:rStyle w:val="ac"/>
+                <w:rStyle w:val="Hyperlink"/>
                 <w:rFonts w:ascii="Times New Roman" w:eastAsia="Calibri" w:hAnsi="Times New Roman"/>
                 <w:noProof/>
                 <w:sz w:val="28"/>
@@ -5531,7 +5465,7 @@
             </w:r>
             <w:r>
               <w:rPr>
-                <w:rStyle w:val="ac"/>
+                <w:rStyle w:val="Hyperlink"/>
                 <w:rFonts w:ascii="Times New Roman" w:eastAsia="Calibri" w:hAnsi="Times New Roman"/>
                 <w:noProof/>
                 <w:sz w:val="28"/>
@@ -5542,7 +5476,7 @@
             </w:r>
             <w:r>
               <w:rPr>
-                <w:rStyle w:val="ac"/>
+                <w:rStyle w:val="Hyperlink"/>
                 <w:rFonts w:ascii="Times New Roman" w:eastAsia="Calibri" w:hAnsi="Times New Roman"/>
                 <w:noProof/>
                 <w:sz w:val="28"/>
@@ -5553,7 +5487,7 @@
             </w:r>
             <w:r>
               <w:rPr>
-                <w:rStyle w:val="ac"/>
+                <w:rStyle w:val="Hyperlink"/>
                 <w:rFonts w:ascii="Times New Roman" w:eastAsia="Calibri" w:hAnsi="Times New Roman"/>
                 <w:noProof/>
                 <w:sz w:val="28"/>
@@ -5564,7 +5498,7 @@
             </w:r>
             <w:r>
               <w:rPr>
-                <w:rStyle w:val="ac"/>
+                <w:rStyle w:val="Hyperlink"/>
                 <w:rFonts w:ascii="Times New Roman" w:eastAsia="Calibri" w:hAnsi="Times New Roman"/>
                 <w:noProof/>
                 <w:sz w:val="28"/>
@@ -5646,7 +5580,7 @@
         </w:p>
         <w:p>
           <w:pPr>
-            <w:pStyle w:val="23"/>
+            <w:pStyle w:val="TOC2"/>
             <w:rPr>
               <w:rFonts w:ascii="Times New Roman" w:hAnsi="Times New Roman"/>
               <w:noProof/>
@@ -5659,7 +5593,7 @@
           <w:hyperlink w:anchor="_Toc226382370" w:history="1">
             <w:r>
               <w:rPr>
-                <w:rStyle w:val="ac"/>
+                <w:rStyle w:val="Hyperlink"/>
                 <w:rFonts w:ascii="Times New Roman" w:eastAsia="Calibri" w:hAnsi="Times New Roman"/>
                 <w:noProof/>
                 <w:sz w:val="28"/>
@@ -5670,7 +5604,7 @@
             </w:r>
             <w:r>
               <w:rPr>
-                <w:rStyle w:val="ac"/>
+                <w:rStyle w:val="Hyperlink"/>
                 <w:rFonts w:ascii="Times New Roman" w:eastAsia="Calibri" w:hAnsi="Times New Roman"/>
                 <w:noProof/>
                 <w:sz w:val="28"/>
@@ -5681,7 +5615,7 @@
             </w:r>
             <w:r>
               <w:rPr>
-                <w:rStyle w:val="ac"/>
+                <w:rStyle w:val="Hyperlink"/>
                 <w:rFonts w:ascii="Times New Roman" w:eastAsia="Calibri" w:hAnsi="Times New Roman"/>
                 <w:noProof/>
                 <w:sz w:val="28"/>
@@ -5692,7 +5626,7 @@
             </w:r>
             <w:r>
               <w:rPr>
-                <w:rStyle w:val="ac"/>
+                <w:rStyle w:val="Hyperlink"/>
                 <w:rFonts w:ascii="Times New Roman" w:eastAsia="Calibri" w:hAnsi="Times New Roman"/>
                 <w:noProof/>
                 <w:sz w:val="28"/>
@@ -5703,7 +5637,7 @@
             </w:r>
             <w:r>
               <w:rPr>
-                <w:rStyle w:val="ac"/>
+                <w:rStyle w:val="Hyperlink"/>
                 <w:rFonts w:ascii="Times New Roman" w:eastAsia="Calibri" w:hAnsi="Times New Roman"/>
                 <w:noProof/>
                 <w:sz w:val="28"/>
@@ -5714,7 +5648,7 @@
             </w:r>
             <w:r>
               <w:rPr>
-                <w:rStyle w:val="ac"/>
+                <w:rStyle w:val="Hyperlink"/>
                 <w:rFonts w:ascii="Times New Roman" w:eastAsia="Calibri" w:hAnsi="Times New Roman"/>
                 <w:noProof/>
                 <w:sz w:val="28"/>
@@ -5725,7 +5659,7 @@
             </w:r>
             <w:r>
               <w:rPr>
-                <w:rStyle w:val="ac"/>
+                <w:rStyle w:val="Hyperlink"/>
                 <w:rFonts w:ascii="Times New Roman" w:eastAsia="Calibri" w:hAnsi="Times New Roman"/>
                 <w:noProof/>
                 <w:sz w:val="28"/>
@@ -5807,7 +5741,7 @@
         </w:p>
         <w:p>
           <w:pPr>
-            <w:pStyle w:val="23"/>
+            <w:pStyle w:val="TOC2"/>
             <w:rPr>
               <w:rFonts w:ascii="Times New Roman" w:hAnsi="Times New Roman"/>
               <w:noProof/>
@@ -5820,7 +5754,7 @@
           <w:hyperlink w:anchor="_Toc226382371" w:history="1">
             <w:r>
               <w:rPr>
-                <w:rStyle w:val="ac"/>
+                <w:rStyle w:val="Hyperlink"/>
                 <w:rFonts w:ascii="Times New Roman" w:eastAsia="Calibri" w:hAnsi="Times New Roman"/>
                 <w:noProof/>
                 <w:sz w:val="28"/>
@@ -5831,7 +5765,7 @@
             </w:r>
             <w:r>
               <w:rPr>
-                <w:rStyle w:val="ac"/>
+                <w:rStyle w:val="Hyperlink"/>
                 <w:rFonts w:ascii="Times New Roman" w:eastAsia="Calibri" w:hAnsi="Times New Roman"/>
                 <w:noProof/>
                 <w:sz w:val="28"/>
@@ -5842,7 +5776,7 @@
             </w:r>
             <w:r>
               <w:rPr>
-                <w:rStyle w:val="ac"/>
+                <w:rStyle w:val="Hyperlink"/>
                 <w:rFonts w:ascii="Times New Roman" w:eastAsia="Calibri" w:hAnsi="Times New Roman"/>
                 <w:noProof/>
                 <w:sz w:val="28"/>
@@ -5924,7 +5858,7 @@
         </w:p>
         <w:p>
           <w:pPr>
-            <w:pStyle w:val="23"/>
+            <w:pStyle w:val="TOC2"/>
             <w:rPr>
               <w:rFonts w:ascii="Times New Roman" w:hAnsi="Times New Roman"/>
               <w:noProof/>
@@ -5937,7 +5871,7 @@
           <w:hyperlink w:anchor="_Toc226382372" w:history="1">
             <w:r>
               <w:rPr>
-                <w:rStyle w:val="ac"/>
+                <w:rStyle w:val="Hyperlink"/>
                 <w:rFonts w:ascii="Times New Roman" w:eastAsia="Calibri" w:hAnsi="Times New Roman"/>
                 <w:noProof/>
                 <w:sz w:val="28"/>
@@ -5948,7 +5882,7 @@
             </w:r>
             <w:r>
               <w:rPr>
-                <w:rStyle w:val="ac"/>
+                <w:rStyle w:val="Hyperlink"/>
                 <w:rFonts w:ascii="Times New Roman" w:eastAsia="Calibri" w:hAnsi="Times New Roman"/>
                 <w:noProof/>
                 <w:sz w:val="28"/>
@@ -5959,7 +5893,7 @@
             </w:r>
             <w:r>
               <w:rPr>
-                <w:rStyle w:val="ac"/>
+                <w:rStyle w:val="Hyperlink"/>
                 <w:rFonts w:ascii="Times New Roman" w:eastAsia="Calibri" w:hAnsi="Times New Roman"/>
                 <w:noProof/>
                 <w:sz w:val="28"/>
@@ -5970,7 +5904,7 @@
             </w:r>
             <w:r>
               <w:rPr>
-                <w:rStyle w:val="ac"/>
+                <w:rStyle w:val="Hyperlink"/>
                 <w:rFonts w:ascii="Times New Roman" w:eastAsia="Calibri" w:hAnsi="Times New Roman"/>
                 <w:noProof/>
                 <w:sz w:val="28"/>
@@ -5981,7 +5915,7 @@
             </w:r>
             <w:r>
               <w:rPr>
-                <w:rStyle w:val="ac"/>
+                <w:rStyle w:val="Hyperlink"/>
                 <w:rFonts w:ascii="Times New Roman" w:eastAsia="Calibri" w:hAnsi="Times New Roman"/>
                 <w:noProof/>
                 <w:sz w:val="28"/>
@@ -6063,7 +5997,7 @@
         </w:p>
         <w:p>
           <w:pPr>
-            <w:pStyle w:val="23"/>
+            <w:pStyle w:val="TOC2"/>
             <w:rPr>
               <w:rFonts w:ascii="Times New Roman" w:hAnsi="Times New Roman"/>
               <w:noProof/>
@@ -6076,7 +6010,7 @@
           <w:hyperlink w:anchor="_Toc226382373" w:history="1">
             <w:r>
               <w:rPr>
-                <w:rStyle w:val="ac"/>
+                <w:rStyle w:val="Hyperlink"/>
                 <w:rFonts w:ascii="Times New Roman" w:eastAsia="Calibri" w:hAnsi="Times New Roman"/>
                 <w:noProof/>
                 <w:sz w:val="28"/>
@@ -6087,7 +6021,7 @@
             </w:r>
             <w:r>
               <w:rPr>
-                <w:rStyle w:val="ac"/>
+                <w:rStyle w:val="Hyperlink"/>
                 <w:rFonts w:ascii="Times New Roman" w:eastAsia="Calibri" w:hAnsi="Times New Roman"/>
                 <w:noProof/>
                 <w:sz w:val="28"/>
@@ -6098,7 +6032,7 @@
             </w:r>
             <w:r>
               <w:rPr>
-                <w:rStyle w:val="ac"/>
+                <w:rStyle w:val="Hyperlink"/>
                 <w:rFonts w:ascii="Times New Roman" w:eastAsia="Calibri" w:hAnsi="Times New Roman"/>
                 <w:noProof/>
                 <w:sz w:val="28"/>
@@ -6109,7 +6043,7 @@
             </w:r>
             <w:r>
               <w:rPr>
-                <w:rStyle w:val="ac"/>
+                <w:rStyle w:val="Hyperlink"/>
                 <w:rFonts w:ascii="Times New Roman" w:eastAsia="Calibri" w:hAnsi="Times New Roman"/>
                 <w:noProof/>
                 <w:sz w:val="28"/>
@@ -6120,7 +6054,7 @@
             </w:r>
             <w:r>
               <w:rPr>
-                <w:rStyle w:val="ac"/>
+                <w:rStyle w:val="Hyperlink"/>
                 <w:rFonts w:ascii="Times New Roman" w:eastAsia="Calibri" w:hAnsi="Times New Roman"/>
                 <w:noProof/>
                 <w:sz w:val="28"/>
@@ -6202,7 +6136,7 @@
         </w:p>
         <w:p>
           <w:pPr>
-            <w:pStyle w:val="23"/>
+            <w:pStyle w:val="TOC2"/>
             <w:rPr>
               <w:rFonts w:ascii="Times New Roman" w:hAnsi="Times New Roman"/>
               <w:noProof/>
@@ -6215,7 +6149,7 @@
           <w:hyperlink w:anchor="_Toc226382374" w:history="1">
             <w:r>
               <w:rPr>
-                <w:rStyle w:val="ac"/>
+                <w:rStyle w:val="Hyperlink"/>
                 <w:rFonts w:ascii="Times New Roman" w:eastAsia="Calibri" w:hAnsi="Times New Roman"/>
                 <w:noProof/>
                 <w:sz w:val="28"/>
@@ -6226,7 +6160,7 @@
             </w:r>
             <w:r>
               <w:rPr>
-                <w:rStyle w:val="ac"/>
+                <w:rStyle w:val="Hyperlink"/>
                 <w:rFonts w:ascii="Times New Roman" w:eastAsia="Calibri" w:hAnsi="Times New Roman"/>
                 <w:noProof/>
                 <w:sz w:val="28"/>
@@ -6237,7 +6171,7 @@
             </w:r>
             <w:r>
               <w:rPr>
-                <w:rStyle w:val="ac"/>
+                <w:rStyle w:val="Hyperlink"/>
                 <w:rFonts w:ascii="Times New Roman" w:eastAsia="Calibri" w:hAnsi="Times New Roman"/>
                 <w:noProof/>
                 <w:sz w:val="28"/>
@@ -6248,7 +6182,7 @@
             </w:r>
             <w:r>
               <w:rPr>
-                <w:rStyle w:val="ac"/>
+                <w:rStyle w:val="Hyperlink"/>
                 <w:rFonts w:ascii="Times New Roman" w:eastAsia="Calibri" w:hAnsi="Times New Roman"/>
                 <w:noProof/>
                 <w:sz w:val="28"/>
@@ -6259,7 +6193,7 @@
             </w:r>
             <w:r>
               <w:rPr>
-                <w:rStyle w:val="ac"/>
+                <w:rStyle w:val="Hyperlink"/>
                 <w:rFonts w:ascii="Times New Roman" w:eastAsia="Calibri" w:hAnsi="Times New Roman"/>
                 <w:noProof/>
                 <w:sz w:val="28"/>
@@ -6341,7 +6275,7 @@
         </w:p>
         <w:p>
           <w:pPr>
-            <w:pStyle w:val="23"/>
+            <w:pStyle w:val="TOC2"/>
             <w:rPr>
               <w:rFonts w:ascii="Times New Roman" w:hAnsi="Times New Roman"/>
               <w:noProof/>
@@ -6354,7 +6288,7 @@
           <w:hyperlink w:anchor="_Toc226382375" w:history="1">
             <w:r>
               <w:rPr>
-                <w:rStyle w:val="ac"/>
+                <w:rStyle w:val="Hyperlink"/>
                 <w:rFonts w:ascii="Times New Roman" w:eastAsia="Calibri" w:hAnsi="Times New Roman"/>
                 <w:noProof/>
                 <w:sz w:val="28"/>
@@ -6365,7 +6299,7 @@
             </w:r>
             <w:r>
               <w:rPr>
-                <w:rStyle w:val="ac"/>
+                <w:rStyle w:val="Hyperlink"/>
                 <w:rFonts w:ascii="Times New Roman" w:eastAsia="Calibri" w:hAnsi="Times New Roman"/>
                 <w:noProof/>
                 <w:sz w:val="28"/>
@@ -6376,7 +6310,7 @@
             </w:r>
             <w:r>
               <w:rPr>
-                <w:rStyle w:val="ac"/>
+                <w:rStyle w:val="Hyperlink"/>
                 <w:rFonts w:ascii="Times New Roman" w:eastAsia="Calibri" w:hAnsi="Times New Roman"/>
                 <w:noProof/>
                 <w:sz w:val="28"/>
@@ -6458,7 +6392,7 @@
         </w:p>
         <w:p>
           <w:pPr>
-            <w:pStyle w:val="23"/>
+            <w:pStyle w:val="TOC2"/>
             <w:rPr>
               <w:rFonts w:ascii="Times New Roman" w:hAnsi="Times New Roman"/>
               <w:noProof/>
@@ -6471,7 +6405,7 @@
           <w:hyperlink w:anchor="_Toc226382376" w:history="1">
             <w:r>
               <w:rPr>
-                <w:rStyle w:val="ac"/>
+                <w:rStyle w:val="Hyperlink"/>
                 <w:rFonts w:ascii="Times New Roman" w:eastAsia="Calibri" w:hAnsi="Times New Roman"/>
                 <w:noProof/>
                 <w:sz w:val="28"/>
@@ -6482,7 +6416,7 @@
             </w:r>
             <w:r>
               <w:rPr>
-                <w:rStyle w:val="ac"/>
+                <w:rStyle w:val="Hyperlink"/>
                 <w:rFonts w:ascii="Times New Roman" w:eastAsia="Calibri" w:hAnsi="Times New Roman"/>
                 <w:noProof/>
                 <w:sz w:val="28"/>
@@ -6493,7 +6427,7 @@
             </w:r>
             <w:r>
               <w:rPr>
-                <w:rStyle w:val="ac"/>
+                <w:rStyle w:val="Hyperlink"/>
                 <w:rFonts w:ascii="Times New Roman" w:eastAsia="Calibri" w:hAnsi="Times New Roman"/>
                 <w:noProof/>
                 <w:sz w:val="28"/>
@@ -6575,7 +6509,7 @@
         </w:p>
         <w:p>
           <w:pPr>
-            <w:pStyle w:val="23"/>
+            <w:pStyle w:val="TOC2"/>
             <w:rPr>
               <w:rFonts w:ascii="Times New Roman" w:hAnsi="Times New Roman"/>
               <w:noProof/>
@@ -6588,7 +6522,7 @@
           <w:hyperlink w:anchor="_Toc226382377" w:history="1">
             <w:r>
               <w:rPr>
-                <w:rStyle w:val="ac"/>
+                <w:rStyle w:val="Hyperlink"/>
                 <w:rFonts w:ascii="Times New Roman" w:eastAsia="Calibri" w:hAnsi="Times New Roman"/>
                 <w:noProof/>
                 <w:sz w:val="28"/>
@@ -6599,7 +6533,7 @@
             </w:r>
             <w:r>
               <w:rPr>
-                <w:rStyle w:val="ac"/>
+                <w:rStyle w:val="Hyperlink"/>
                 <w:rFonts w:ascii="Times New Roman" w:eastAsia="Calibri" w:hAnsi="Times New Roman"/>
                 <w:noProof/>
                 <w:sz w:val="28"/>
@@ -6610,7 +6544,7 @@
             </w:r>
             <w:r>
               <w:rPr>
-                <w:rStyle w:val="ac"/>
+                <w:rStyle w:val="Hyperlink"/>
                 <w:rFonts w:ascii="Times New Roman" w:eastAsia="Calibri" w:hAnsi="Times New Roman"/>
                 <w:noProof/>
                 <w:sz w:val="28"/>
@@ -6621,7 +6555,7 @@
             </w:r>
             <w:r>
               <w:rPr>
-                <w:rStyle w:val="ac"/>
+                <w:rStyle w:val="Hyperlink"/>
                 <w:rFonts w:ascii="Times New Roman" w:eastAsia="Calibri" w:hAnsi="Times New Roman"/>
                 <w:noProof/>
                 <w:sz w:val="28"/>
@@ -6632,7 +6566,7 @@
             </w:r>
             <w:r>
               <w:rPr>
-                <w:rStyle w:val="ac"/>
+                <w:rStyle w:val="Hyperlink"/>
                 <w:rFonts w:ascii="Times New Roman" w:eastAsia="Calibri" w:hAnsi="Times New Roman"/>
                 <w:noProof/>
                 <w:sz w:val="28"/>
@@ -6714,7 +6648,7 @@
         </w:p>
         <w:p>
           <w:pPr>
-            <w:pStyle w:val="23"/>
+            <w:pStyle w:val="TOC2"/>
             <w:rPr>
               <w:rFonts w:ascii="Times New Roman" w:hAnsi="Times New Roman"/>
               <w:noProof/>
@@ -6727,7 +6661,7 @@
           <w:hyperlink w:anchor="_Toc226382378" w:history="1">
             <w:r>
               <w:rPr>
-                <w:rStyle w:val="ac"/>
+                <w:rStyle w:val="Hyperlink"/>
                 <w:rFonts w:ascii="Times New Roman" w:eastAsia="Calibri" w:hAnsi="Times New Roman"/>
                 <w:noProof/>
                 <w:sz w:val="28"/>
@@ -6738,7 +6672,7 @@
             </w:r>
             <w:r>
               <w:rPr>
-                <w:rStyle w:val="ac"/>
+                <w:rStyle w:val="Hyperlink"/>
                 <w:rFonts w:ascii="Times New Roman" w:eastAsia="Calibri" w:hAnsi="Times New Roman"/>
                 <w:noProof/>
                 <w:sz w:val="28"/>
@@ -6749,7 +6683,7 @@
             </w:r>
             <w:r>
               <w:rPr>
-                <w:rStyle w:val="ac"/>
+                <w:rStyle w:val="Hyperlink"/>
                 <w:rFonts w:ascii="Times New Roman" w:eastAsia="Calibri" w:hAnsi="Times New Roman"/>
                 <w:noProof/>
                 <w:sz w:val="28"/>
@@ -6938,7 +6872,7 @@
           </mc:Choice>
           <mc:Fallback>
             <w:pict>
-              <v:rect w14:anchorId="70AB1EC1" id="Прямоугольник 2" o:spid="_x0000_s1026" style="position:absolute;margin-left:202.95pt;margin-top:128.95pt;width:54pt;height:28.4pt;z-index:251660288;visibility:visible;mso-wrap-style:square;mso-wrap-distance-left:9pt;mso-wrap-distance-top:0;mso-wrap-distance-right:9pt;mso-wrap-distance-bottom:0;mso-position-horizontal:absolute;mso-position-horizontal-relative:text;mso-position-vertical:absolute;mso-position-vertical-relative:text;v-text-anchor:middle" o:gfxdata="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" fillcolor="white [3201]" strokecolor="white [3212]" strokeweight="1pt"/>
+              <v:rect w14:anchorId="70AB1EC1" id="Прямоугольник 2" o:spid="_x0000_s1026" style="position:absolute;margin-left:202.95pt;margin-top:128.95pt;width:54pt;height:28.4pt;z-index:251660288;visibility:visible;mso-wrap-style:square;mso-wrap-distance-left:9pt;mso-wrap-distance-top:0;mso-wrap-distance-right:9pt;mso-wrap-distance-bottom:0;mso-position-horizontal:absolute;mso-position-horizontal-relative:text;mso-position-vertical:absolute;mso-position-vertical-relative:text;v-text-anchor:middle" o:gfxdata="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" fillcolor="white [3201]" strokecolor="white [3212]" strokeweight="1pt"/>
             </w:pict>
           </mc:Fallback>
         </mc:AlternateContent>
@@ -6958,7 +6892,7 @@
     </w:p>
     <w:p>
       <w:pPr>
-        <w:pStyle w:val="1"/>
+        <w:pStyle w:val="Heading1"/>
         <w:spacing w:after="360" w:line="360" w:lineRule="auto"/>
         <w:jc w:val="both"/>
         <w:rPr>
@@ -6989,7 +6923,7 @@
     </w:p>
     <w:p>
       <w:pPr>
-        <w:pStyle w:val="2"/>
+        <w:pStyle w:val="Heading2"/>
         <w:spacing w:before="360" w:after="360"/>
         <w:rPr>
           <w:rFonts w:eastAsia="Calibri" w:cs="Times New Roman (Заголовки (сло"/>
@@ -7020,7 +6954,23 @@
           <w:spacing w:val="60"/>
           <w:lang w:val="en-US" w:eastAsia="en-US"/>
         </w:rPr>
-        <w:t>index.html</w:t>
+        <w:t>index</w:t>
+      </w:r>
+      <w:r>
+        <w:rPr>
+          <w:rFonts w:eastAsia="Calibri" w:cs="Times New Roman (Заголовки (сло"/>
+          <w:spacing w:val="60"/>
+          <w:lang w:eastAsia="en-US"/>
+        </w:rPr>
+        <w:t>.</w:t>
+      </w:r>
+      <w:r>
+        <w:rPr>
+          <w:rFonts w:eastAsia="Calibri" w:cs="Times New Roman (Заголовки (сло"/>
+          <w:spacing w:val="60"/>
+          <w:lang w:val="en-US" w:eastAsia="en-US"/>
+        </w:rPr>
+        <w:t>html</w:t>
       </w:r>
       <w:r>
         <w:rPr>
@@ -7132,7 +7082,7 @@
           <w:lang w:eastAsia="en-US"/>
         </w:rPr>
         <w:drawing>
-          <wp:inline distT="0" distB="0" distL="0" distR="0" wp14:anchorId="108A72DA" wp14:editId="74E7C76D">
+          <wp:inline distT="0" distB="0" distL="0" distR="0" wp14:anchorId="108A72DA" wp14:editId="78B8A8AE">
             <wp:extent cx="5763126" cy="864890"/>
             <wp:effectExtent l="0" t="0" r="3175" b="0"/>
             <wp:docPr id="1008719495" name="Рисунок 12"/>
@@ -7245,7 +7195,7 @@
     </w:p>
     <w:p>
       <w:pPr>
-        <w:pStyle w:val="3"/>
+        <w:pStyle w:val="Heading3"/>
         <w:spacing w:before="360" w:after="360" w:line="360" w:lineRule="auto"/>
         <w:jc w:val="both"/>
         <w:rPr>
@@ -7647,7 +7597,7 @@
     </w:p>
     <w:p>
       <w:pPr>
-        <w:pStyle w:val="3"/>
+        <w:pStyle w:val="Heading3"/>
         <w:spacing w:before="360" w:after="360" w:line="360" w:lineRule="auto"/>
         <w:jc w:val="both"/>
         <w:rPr>
@@ -7709,7 +7659,7 @@
     </w:p>
     <w:p>
       <w:pPr>
-        <w:pStyle w:val="3"/>
+        <w:pStyle w:val="Heading3"/>
         <w:spacing w:before="360" w:after="360" w:line="360" w:lineRule="auto"/>
         <w:jc w:val="both"/>
         <w:rPr>
@@ -7761,7 +7711,7 @@
     </w:p>
     <w:p>
       <w:pPr>
-        <w:pStyle w:val="3"/>
+        <w:pStyle w:val="Heading3"/>
         <w:spacing w:before="360" w:after="360" w:line="360" w:lineRule="auto"/>
         <w:jc w:val="both"/>
         <w:rPr>
@@ -7980,7 +7930,7 @@
     </w:p>
     <w:p>
       <w:pPr>
-        <w:pStyle w:val="2"/>
+        <w:pStyle w:val="Heading2"/>
         <w:spacing w:before="360" w:after="360"/>
         <w:rPr>
           <w:rFonts w:eastAsia="Calibri" w:cs="Times New Roman (Заголовки (сло"/>
@@ -8031,25 +7981,7 @@
           <w:spacing w:val="60"/>
           <w:lang w:eastAsia="en-US"/>
         </w:rPr>
-        <w:t>.</w:t>
-      </w:r>
-      <w:proofErr w:type="spellStart"/>
-      <w:r>
-        <w:rPr>
-          <w:rFonts w:eastAsia="Calibri" w:cs="Times New Roman (Заголовки (сло"/>
-          <w:spacing w:val="60"/>
-          <w:lang w:eastAsia="en-US"/>
-        </w:rPr>
-        <w:t>html</w:t>
-      </w:r>
-      <w:proofErr w:type="spellEnd"/>
-      <w:r>
-        <w:rPr>
-          <w:rFonts w:eastAsia="Calibri" w:cs="Times New Roman (Заголовки (сло"/>
-          <w:spacing w:val="60"/>
-          <w:lang w:eastAsia="en-US"/>
-        </w:rPr>
-        <w:t>»</w:t>
+        <w:t>.html»</w:t>
       </w:r>
       <w:bookmarkEnd w:id="8"/>
     </w:p>
@@ -8310,7 +8242,7 @@
     </w:p>
     <w:p>
       <w:pPr>
-        <w:pStyle w:val="3"/>
+        <w:pStyle w:val="Heading3"/>
         <w:spacing w:before="360" w:after="360" w:line="360" w:lineRule="auto"/>
         <w:jc w:val="both"/>
         <w:rPr>
@@ -8372,7 +8304,7 @@
     </w:p>
     <w:p>
       <w:pPr>
-        <w:pStyle w:val="3"/>
+        <w:pStyle w:val="Heading3"/>
         <w:spacing w:before="360" w:after="360" w:line="360" w:lineRule="auto"/>
         <w:jc w:val="both"/>
         <w:rPr>
@@ -8696,7 +8628,7 @@
     </w:p>
     <w:p>
       <w:pPr>
-        <w:pStyle w:val="3"/>
+        <w:pStyle w:val="Heading3"/>
         <w:spacing w:before="360" w:after="360" w:line="360" w:lineRule="auto"/>
         <w:jc w:val="both"/>
         <w:rPr>
@@ -8748,7 +8680,7 @@
     </w:p>
     <w:p>
       <w:pPr>
-        <w:pStyle w:val="3"/>
+        <w:pStyle w:val="Heading3"/>
         <w:spacing w:before="360" w:after="360" w:line="360" w:lineRule="auto"/>
         <w:jc w:val="both"/>
         <w:rPr>
@@ -8978,7 +8910,7 @@
     </w:p>
     <w:p>
       <w:pPr>
-        <w:pStyle w:val="2"/>
+        <w:pStyle w:val="Heading2"/>
         <w:spacing w:before="360" w:after="360"/>
         <w:rPr>
           <w:rFonts w:eastAsia="Calibri" w:cs="Times New Roman (Заголовки (сло"/>
@@ -9027,25 +8959,7 @@
           <w:spacing w:val="60"/>
           <w:lang w:eastAsia="en-US"/>
         </w:rPr>
-        <w:t>.</w:t>
-      </w:r>
-      <w:proofErr w:type="spellStart"/>
-      <w:r>
-        <w:rPr>
-          <w:rFonts w:eastAsia="Calibri" w:cs="Times New Roman (Заголовки (сло"/>
-          <w:spacing w:val="60"/>
-          <w:lang w:eastAsia="en-US"/>
-        </w:rPr>
-        <w:t>html</w:t>
-      </w:r>
-      <w:proofErr w:type="spellEnd"/>
-      <w:r>
-        <w:rPr>
-          <w:rFonts w:eastAsia="Calibri" w:cs="Times New Roman (Заголовки (сло"/>
-          <w:spacing w:val="60"/>
-          <w:lang w:eastAsia="en-US"/>
-        </w:rPr>
-        <w:t>»</w:t>
+        <w:t>.html»</w:t>
       </w:r>
       <w:bookmarkEnd w:id="13"/>
     </w:p>
@@ -9110,29 +9024,7 @@
           <w:szCs w:val="28"/>
           <w:lang w:eastAsia="en-US"/>
         </w:rPr>
-        <w:t>.</w:t>
-      </w:r>
-      <w:proofErr w:type="spellStart"/>
-      <w:r>
-        <w:rPr>
-          <w:rFonts w:ascii="Times New Roman" w:eastAsia="Calibri" w:hAnsi="Times New Roman"/>
-          <w:color w:val="000000"/>
-          <w:sz w:val="28"/>
-          <w:szCs w:val="28"/>
-          <w:lang w:eastAsia="en-US"/>
-        </w:rPr>
-        <w:t>html</w:t>
-      </w:r>
-      <w:proofErr w:type="spellEnd"/>
-      <w:r>
-        <w:rPr>
-          <w:rFonts w:ascii="Times New Roman" w:eastAsia="Calibri" w:hAnsi="Times New Roman"/>
-          <w:color w:val="000000"/>
-          <w:sz w:val="28"/>
-          <w:szCs w:val="28"/>
-          <w:lang w:eastAsia="en-US"/>
-        </w:rPr>
-        <w:t>» представлена на рисунке 5.</w:t>
+        <w:t>.html» представлена на рисунке 5.</w:t>
       </w:r>
     </w:p>
     <w:p>
@@ -9279,34 +9171,12 @@
           <w:szCs w:val="28"/>
           <w:lang w:eastAsia="en-US"/>
         </w:rPr>
-        <w:t>.</w:t>
-      </w:r>
-      <w:proofErr w:type="spellStart"/>
-      <w:r>
-        <w:rPr>
-          <w:rFonts w:ascii="Times New Roman" w:eastAsia="Calibri" w:hAnsi="Times New Roman"/>
-          <w:color w:val="000000"/>
-          <w:sz w:val="28"/>
-          <w:szCs w:val="28"/>
-          <w:lang w:eastAsia="en-US"/>
-        </w:rPr>
-        <w:t>html</w:t>
-      </w:r>
-      <w:proofErr w:type="spellEnd"/>
-      <w:r>
-        <w:rPr>
-          <w:rFonts w:ascii="Times New Roman" w:eastAsia="Calibri" w:hAnsi="Times New Roman"/>
-          <w:color w:val="000000"/>
-          <w:sz w:val="28"/>
-          <w:szCs w:val="28"/>
-          <w:lang w:eastAsia="en-US"/>
-        </w:rPr>
-        <w:t>» на ошибки в коде</w:t>
-      </w:r>
-    </w:p>
-    <w:p>
-      <w:pPr>
-        <w:pStyle w:val="3"/>
+        <w:t>.html» на ошибки в коде</w:t>
+      </w:r>
+    </w:p>
+    <w:p>
+      <w:pPr>
+        <w:pStyle w:val="Heading3"/>
         <w:spacing w:before="360" w:after="360" w:line="360" w:lineRule="auto"/>
         <w:jc w:val="both"/>
         <w:rPr>
@@ -9358,7 +9228,7 @@
     </w:p>
     <w:p>
       <w:pPr>
-        <w:pStyle w:val="3"/>
+        <w:pStyle w:val="Heading3"/>
         <w:spacing w:before="360" w:after="360"/>
         <w:rPr>
           <w:rFonts w:ascii="Times New Roman" w:eastAsia="Calibri" w:hAnsi="Times New Roman" w:cs="Times New Roman"/>
@@ -9409,7 +9279,7 @@
     </w:p>
     <w:p>
       <w:pPr>
-        <w:pStyle w:val="3"/>
+        <w:pStyle w:val="Heading3"/>
         <w:spacing w:before="360" w:after="360" w:line="360" w:lineRule="auto"/>
         <w:jc w:val="both"/>
         <w:rPr>
@@ -9543,7 +9413,7 @@
     </w:p>
     <w:p>
       <w:pPr>
-        <w:pStyle w:val="2"/>
+        <w:pStyle w:val="Heading2"/>
         <w:spacing w:before="360" w:after="360"/>
         <w:rPr>
           <w:rFonts w:eastAsia="Calibri" w:cs="Times New Roman (Заголовки (сло"/>
@@ -9592,25 +9462,7 @@
           <w:spacing w:val="60"/>
           <w:lang w:eastAsia="en-US"/>
         </w:rPr>
-        <w:t>.</w:t>
-      </w:r>
-      <w:proofErr w:type="spellStart"/>
-      <w:r>
-        <w:rPr>
-          <w:rFonts w:eastAsia="Calibri" w:cs="Times New Roman (Заголовки (сло"/>
-          <w:spacing w:val="60"/>
-          <w:lang w:eastAsia="en-US"/>
-        </w:rPr>
-        <w:t>html</w:t>
-      </w:r>
-      <w:proofErr w:type="spellEnd"/>
-      <w:r>
-        <w:rPr>
-          <w:rFonts w:eastAsia="Calibri" w:cs="Times New Roman (Заголовки (сло"/>
-          <w:spacing w:val="60"/>
-          <w:lang w:eastAsia="en-US"/>
-        </w:rPr>
-        <w:t>»</w:t>
+        <w:t>.html»</w:t>
       </w:r>
       <w:bookmarkEnd w:id="17"/>
     </w:p>
@@ -9675,29 +9527,7 @@
           <w:szCs w:val="28"/>
           <w:lang w:eastAsia="en-US"/>
         </w:rPr>
-        <w:t>.</w:t>
-      </w:r>
-      <w:proofErr w:type="spellStart"/>
-      <w:r>
-        <w:rPr>
-          <w:rFonts w:ascii="Times New Roman" w:eastAsia="Calibri" w:hAnsi="Times New Roman"/>
-          <w:color w:val="000000"/>
-          <w:sz w:val="28"/>
-          <w:szCs w:val="28"/>
-          <w:lang w:eastAsia="en-US"/>
-        </w:rPr>
-        <w:t>html</w:t>
-      </w:r>
-      <w:proofErr w:type="spellEnd"/>
-      <w:r>
-        <w:rPr>
-          <w:rFonts w:ascii="Times New Roman" w:eastAsia="Calibri" w:hAnsi="Times New Roman"/>
-          <w:color w:val="000000"/>
-          <w:sz w:val="28"/>
-          <w:szCs w:val="28"/>
-          <w:lang w:eastAsia="en-US"/>
-        </w:rPr>
-        <w:t xml:space="preserve">» представлена на рисунке </w:t>
+        <w:t xml:space="preserve">.html» представлена на рисунке </w:t>
       </w:r>
       <w:r>
         <w:rPr>
@@ -9884,34 +9714,12 @@
           <w:szCs w:val="28"/>
           <w:lang w:eastAsia="en-US"/>
         </w:rPr>
-        <w:t>.</w:t>
-      </w:r>
-      <w:proofErr w:type="spellStart"/>
-      <w:r>
-        <w:rPr>
-          <w:rFonts w:ascii="Times New Roman" w:eastAsia="Calibri" w:hAnsi="Times New Roman"/>
-          <w:color w:val="000000"/>
-          <w:sz w:val="28"/>
-          <w:szCs w:val="28"/>
-          <w:lang w:eastAsia="en-US"/>
-        </w:rPr>
-        <w:t>html</w:t>
-      </w:r>
-      <w:proofErr w:type="spellEnd"/>
-      <w:r>
-        <w:rPr>
-          <w:rFonts w:ascii="Times New Roman" w:eastAsia="Calibri" w:hAnsi="Times New Roman"/>
-          <w:color w:val="000000"/>
-          <w:sz w:val="28"/>
-          <w:szCs w:val="28"/>
-          <w:lang w:eastAsia="en-US"/>
-        </w:rPr>
-        <w:t>» на ошибки в коде</w:t>
-      </w:r>
-    </w:p>
-    <w:p>
-      <w:pPr>
-        <w:pStyle w:val="3"/>
+        <w:t>.html» на ошибки в коде</w:t>
+      </w:r>
+    </w:p>
+    <w:p>
+      <w:pPr>
+        <w:pStyle w:val="Heading3"/>
         <w:spacing w:before="360" w:after="360" w:line="360" w:lineRule="auto"/>
         <w:jc w:val="both"/>
         <w:rPr>
@@ -9973,7 +9781,7 @@
     </w:p>
     <w:p>
       <w:pPr>
-        <w:pStyle w:val="3"/>
+        <w:pStyle w:val="Heading3"/>
         <w:spacing w:before="360" w:after="360" w:line="360" w:lineRule="auto"/>
         <w:jc w:val="both"/>
         <w:rPr>
@@ -10035,7 +9843,7 @@
     </w:p>
     <w:p>
       <w:pPr>
-        <w:pStyle w:val="3"/>
+        <w:pStyle w:val="Heading3"/>
         <w:spacing w:before="360" w:after="360" w:line="360" w:lineRule="auto"/>
         <w:jc w:val="both"/>
         <w:rPr>
@@ -10109,7 +9917,7 @@
     </w:p>
     <w:p>
       <w:pPr>
-        <w:pStyle w:val="2"/>
+        <w:pStyle w:val="Heading2"/>
         <w:spacing w:before="360" w:after="360"/>
         <w:rPr>
           <w:rFonts w:eastAsia="Calibri" w:cs="Times New Roman (Заголовки (сло"/>
@@ -10160,25 +9968,7 @@
           <w:spacing w:val="60"/>
           <w:lang w:eastAsia="en-US"/>
         </w:rPr>
-        <w:t>.</w:t>
-      </w:r>
-      <w:proofErr w:type="spellStart"/>
-      <w:r>
-        <w:rPr>
-          <w:rFonts w:eastAsia="Calibri" w:cs="Times New Roman (Заголовки (сло"/>
-          <w:spacing w:val="60"/>
-          <w:lang w:eastAsia="en-US"/>
-        </w:rPr>
-        <w:t>html</w:t>
-      </w:r>
-      <w:proofErr w:type="spellEnd"/>
-      <w:r>
-        <w:rPr>
-          <w:rFonts w:eastAsia="Calibri" w:cs="Times New Roman (Заголовки (сло"/>
-          <w:spacing w:val="60"/>
-          <w:lang w:eastAsia="en-US"/>
-        </w:rPr>
-        <w:t>»</w:t>
+        <w:t>.html»</w:t>
       </w:r>
       <w:bookmarkEnd w:id="21"/>
     </w:p>
@@ -10479,7 +10269,7 @@
     </w:p>
     <w:p>
       <w:pPr>
-        <w:pStyle w:val="3"/>
+        <w:pStyle w:val="Heading3"/>
         <w:spacing w:before="360" w:after="360" w:line="360" w:lineRule="auto"/>
         <w:jc w:val="both"/>
         <w:rPr>
@@ -10531,7 +10321,7 @@
     </w:p>
     <w:p>
       <w:pPr>
-        <w:pStyle w:val="3"/>
+        <w:pStyle w:val="Heading3"/>
         <w:spacing w:before="360" w:after="360" w:line="360" w:lineRule="auto"/>
         <w:jc w:val="both"/>
         <w:rPr>
@@ -10855,7 +10645,7 @@
     </w:p>
     <w:p>
       <w:pPr>
-        <w:pStyle w:val="3"/>
+        <w:pStyle w:val="Heading3"/>
         <w:spacing w:before="360" w:after="360" w:line="360" w:lineRule="auto"/>
         <w:jc w:val="both"/>
         <w:rPr>
@@ -10907,7 +10697,7 @@
     </w:p>
     <w:p>
       <w:pPr>
-        <w:pStyle w:val="3"/>
+        <w:pStyle w:val="Heading3"/>
         <w:spacing w:before="360" w:after="360" w:line="360" w:lineRule="auto"/>
         <w:jc w:val="both"/>
         <w:rPr>
@@ -11192,7 +10982,7 @@
     </w:p>
     <w:p>
       <w:pPr>
-        <w:pStyle w:val="2"/>
+        <w:pStyle w:val="Heading2"/>
         <w:spacing w:before="360" w:after="360"/>
         <w:rPr>
           <w:rFonts w:eastAsia="Calibri" w:cs="Times New Roman (Заголовки (сло"/>
@@ -11624,7 +11414,7 @@
     </w:p>
     <w:p>
       <w:pPr>
-        <w:pStyle w:val="3"/>
+        <w:pStyle w:val="Heading3"/>
         <w:spacing w:before="360" w:after="360" w:line="360" w:lineRule="auto"/>
         <w:jc w:val="both"/>
         <w:rPr>
@@ -11698,7 +11488,7 @@
     </w:p>
     <w:p>
       <w:pPr>
-        <w:pStyle w:val="3"/>
+        <w:pStyle w:val="Heading3"/>
         <w:spacing w:before="360" w:after="360" w:line="360" w:lineRule="auto"/>
         <w:jc w:val="both"/>
         <w:rPr>
@@ -11792,7 +11582,7 @@
     </w:p>
     <w:p>
       <w:pPr>
-        <w:pStyle w:val="3"/>
+        <w:pStyle w:val="Heading3"/>
         <w:spacing w:before="360" w:after="360" w:line="360" w:lineRule="auto"/>
         <w:jc w:val="both"/>
         <w:rPr>
@@ -11888,7 +11678,7 @@
     </w:p>
     <w:p>
       <w:pPr>
-        <w:pStyle w:val="2"/>
+        <w:pStyle w:val="Heading2"/>
         <w:spacing w:before="360" w:after="360"/>
         <w:rPr>
           <w:rFonts w:eastAsia="Calibri" w:cs="Times New Roman (Заголовки (сло"/>
@@ -11921,25 +11711,7 @@
           <w:spacing w:val="60"/>
           <w:lang w:eastAsia="en-US"/>
         </w:rPr>
-        <w:t>.</w:t>
-      </w:r>
-      <w:proofErr w:type="spellStart"/>
-      <w:r>
-        <w:rPr>
-          <w:rFonts w:eastAsia="Calibri" w:cs="Times New Roman (Заголовки (сло"/>
-          <w:spacing w:val="60"/>
-          <w:lang w:eastAsia="en-US"/>
-        </w:rPr>
-        <w:t>html</w:t>
-      </w:r>
-      <w:proofErr w:type="spellEnd"/>
-      <w:r>
-        <w:rPr>
-          <w:rFonts w:eastAsia="Calibri" w:cs="Times New Roman (Заголовки (сло"/>
-          <w:spacing w:val="60"/>
-          <w:lang w:eastAsia="en-US"/>
-        </w:rPr>
-        <w:t>»</w:t>
+        <w:t>.html»</w:t>
       </w:r>
       <w:bookmarkEnd w:id="30"/>
     </w:p>
@@ -11953,7 +11725,7 @@
           <w:color w:val="000000"/>
           <w:sz w:val="28"/>
           <w:szCs w:val="28"/>
-          <w:lang w:val="en-US" w:eastAsia="en-US"/>
+          <w:lang w:eastAsia="en-US"/>
         </w:rPr>
       </w:pPr>
       <w:r>
@@ -12017,7 +11789,7 @@
           <w:color w:val="000000"/>
           <w:sz w:val="28"/>
           <w:szCs w:val="28"/>
-          <w:lang w:val="en-US" w:eastAsia="en-US"/>
+          <w:lang w:eastAsia="en-US"/>
         </w:rPr>
       </w:pPr>
     </w:p>
@@ -12156,7 +11928,7 @@
     </w:p>
     <w:p>
       <w:pPr>
-        <w:pStyle w:val="3"/>
+        <w:pStyle w:val="Heading3"/>
         <w:spacing w:before="360" w:after="360" w:line="360" w:lineRule="auto"/>
         <w:jc w:val="both"/>
         <w:rPr>
@@ -12208,7 +11980,7 @@
     </w:p>
     <w:p>
       <w:pPr>
-        <w:pStyle w:val="3"/>
+        <w:pStyle w:val="Heading3"/>
         <w:spacing w:before="360" w:after="360" w:line="360" w:lineRule="auto"/>
         <w:jc w:val="both"/>
         <w:rPr>
@@ -12260,7 +12032,7 @@
     </w:p>
     <w:p>
       <w:pPr>
-        <w:pStyle w:val="3"/>
+        <w:pStyle w:val="Heading3"/>
         <w:spacing w:before="360" w:after="360" w:line="360" w:lineRule="auto"/>
         <w:jc w:val="both"/>
         <w:rPr>
@@ -12334,7 +12106,7 @@
     </w:p>
     <w:p>
       <w:pPr>
-        <w:pStyle w:val="2"/>
+        <w:pStyle w:val="Heading2"/>
         <w:spacing w:before="360" w:after="360"/>
         <w:rPr>
           <w:rFonts w:eastAsia="Calibri" w:cs="Times New Roman (Заголовки (сло"/>
@@ -12385,25 +12157,7 @@
           <w:spacing w:val="60"/>
           <w:lang w:eastAsia="en-US"/>
         </w:rPr>
-        <w:t>.</w:t>
-      </w:r>
-      <w:proofErr w:type="spellStart"/>
-      <w:r>
-        <w:rPr>
-          <w:rFonts w:eastAsia="Calibri" w:cs="Times New Roman (Заголовки (сло"/>
-          <w:spacing w:val="60"/>
-          <w:lang w:eastAsia="en-US"/>
-        </w:rPr>
-        <w:t>html</w:t>
-      </w:r>
-      <w:proofErr w:type="spellEnd"/>
-      <w:r>
-        <w:rPr>
-          <w:rFonts w:eastAsia="Calibri" w:cs="Times New Roman (Заголовки (сло"/>
-          <w:spacing w:val="60"/>
-          <w:lang w:eastAsia="en-US"/>
-        </w:rPr>
-        <w:t>»</w:t>
+        <w:t>.html»</w:t>
       </w:r>
       <w:bookmarkEnd w:id="34"/>
     </w:p>
@@ -12704,7 +12458,7 @@
     </w:p>
     <w:p>
       <w:pPr>
-        <w:pStyle w:val="3"/>
+        <w:pStyle w:val="Heading3"/>
         <w:spacing w:before="360" w:after="360" w:line="360" w:lineRule="auto"/>
         <w:jc w:val="both"/>
         <w:rPr>
@@ -12756,7 +12510,7 @@
     </w:p>
     <w:p>
       <w:pPr>
-        <w:pStyle w:val="3"/>
+        <w:pStyle w:val="Heading3"/>
         <w:spacing w:before="360" w:after="360" w:line="360" w:lineRule="auto"/>
         <w:jc w:val="both"/>
         <w:rPr>
@@ -12818,7 +12572,7 @@
     </w:p>
     <w:p>
       <w:pPr>
-        <w:pStyle w:val="3"/>
+        <w:pStyle w:val="Heading3"/>
         <w:spacing w:before="360" w:after="360" w:line="360" w:lineRule="auto"/>
         <w:jc w:val="both"/>
         <w:rPr>
@@ -12892,7 +12646,7 @@
     </w:p>
     <w:p>
       <w:pPr>
-        <w:pStyle w:val="2"/>
+        <w:pStyle w:val="Heading2"/>
         <w:spacing w:before="360" w:after="360"/>
         <w:rPr>
           <w:rFonts w:eastAsia="Calibri" w:cs="Times New Roman (Заголовки (сло"/>
@@ -12927,25 +12681,7 @@
           <w:spacing w:val="60"/>
           <w:lang w:eastAsia="en-US"/>
         </w:rPr>
-        <w:t>.</w:t>
-      </w:r>
-      <w:proofErr w:type="spellStart"/>
-      <w:r>
-        <w:rPr>
-          <w:rFonts w:eastAsia="Calibri" w:cs="Times New Roman (Заголовки (сло"/>
-          <w:spacing w:val="60"/>
-          <w:lang w:eastAsia="en-US"/>
-        </w:rPr>
-        <w:t>html</w:t>
-      </w:r>
-      <w:proofErr w:type="spellEnd"/>
-      <w:r>
-        <w:rPr>
-          <w:rFonts w:eastAsia="Calibri" w:cs="Times New Roman (Заголовки (сло"/>
-          <w:spacing w:val="60"/>
-          <w:lang w:eastAsia="en-US"/>
-        </w:rPr>
-        <w:t>»</w:t>
+        <w:t>.html»</w:t>
       </w:r>
       <w:bookmarkEnd w:id="38"/>
     </w:p>
@@ -13206,7 +12942,7 @@
     </w:p>
     <w:p>
       <w:pPr>
-        <w:pStyle w:val="3"/>
+        <w:pStyle w:val="Heading3"/>
         <w:spacing w:before="360" w:after="360" w:line="360" w:lineRule="auto"/>
         <w:jc w:val="both"/>
         <w:rPr>
@@ -13258,7 +12994,7 @@
     </w:p>
     <w:p>
       <w:pPr>
-        <w:pStyle w:val="3"/>
+        <w:pStyle w:val="Heading3"/>
         <w:spacing w:before="360" w:after="360" w:line="360" w:lineRule="auto"/>
         <w:jc w:val="both"/>
         <w:rPr>
@@ -13562,7 +13298,7 @@
     </w:p>
     <w:p>
       <w:pPr>
-        <w:pStyle w:val="3"/>
+        <w:pStyle w:val="Heading3"/>
         <w:spacing w:before="360" w:after="360" w:line="360" w:lineRule="auto"/>
         <w:jc w:val="both"/>
         <w:rPr>
@@ -13614,7 +13350,7 @@
     </w:p>
     <w:p>
       <w:pPr>
-        <w:pStyle w:val="3"/>
+        <w:pStyle w:val="Heading3"/>
         <w:spacing w:before="360" w:after="360" w:line="360" w:lineRule="auto"/>
         <w:jc w:val="both"/>
         <w:rPr>
@@ -13905,7 +13641,7 @@
     </w:p>
     <w:p>
       <w:pPr>
-        <w:pStyle w:val="1"/>
+        <w:pStyle w:val="Heading1"/>
         <w:spacing w:after="360" w:line="360" w:lineRule="auto"/>
         <w:jc w:val="both"/>
         <w:rPr>
@@ -13936,7 +13672,7 @@
     </w:p>
     <w:p>
       <w:pPr>
-        <w:pStyle w:val="3"/>
+        <w:pStyle w:val="Heading3"/>
         <w:spacing w:before="360" w:after="360" w:line="360" w:lineRule="auto"/>
         <w:jc w:val="both"/>
         <w:rPr>
@@ -13962,7 +13698,7 @@
       </w:r>
       <w:r>
         <w:rPr>
-          <w:rStyle w:val="20"/>
+          <w:rStyle w:val="Heading2Char"/>
           <w:rFonts w:cs="Times New Roman (Заголовки (сло"/>
           <w:spacing w:val="60"/>
         </w:rPr>
@@ -14023,31 +13759,7 @@
           <w:spacing w:val="60"/>
           <w:lang w:eastAsia="en-US"/>
         </w:rPr>
-        <w:t>.</w:t>
-      </w:r>
-      <w:proofErr w:type="spellStart"/>
-      <w:r>
-        <w:rPr>
-          <w:rFonts w:ascii="Times New Roman" w:eastAsia="Calibri" w:hAnsi="Times New Roman" w:cs="Times New Roman (Заголовки (сло"/>
-          <w:b/>
-          <w:bCs/>
-          <w:color w:val="000000"/>
-          <w:spacing w:val="60"/>
-          <w:lang w:eastAsia="en-US"/>
-        </w:rPr>
-        <w:t>css</w:t>
-      </w:r>
-      <w:proofErr w:type="spellEnd"/>
-      <w:r>
-        <w:rPr>
-          <w:rFonts w:ascii="Times New Roman" w:eastAsia="Calibri" w:hAnsi="Times New Roman" w:cs="Times New Roman (Заголовки (сло"/>
-          <w:b/>
-          <w:bCs/>
-          <w:color w:val="000000"/>
-          <w:spacing w:val="60"/>
-          <w:lang w:eastAsia="en-US"/>
-        </w:rPr>
-        <w:t>»</w:t>
+        <w:t>.css»</w:t>
       </w:r>
       <w:bookmarkEnd w:id="44"/>
     </w:p>
@@ -14114,29 +13826,7 @@
           <w:szCs w:val="28"/>
           <w:lang w:eastAsia="en-US"/>
         </w:rPr>
-        <w:t>.</w:t>
-      </w:r>
-      <w:proofErr w:type="spellStart"/>
-      <w:r>
-        <w:rPr>
-          <w:rFonts w:ascii="Times New Roman" w:eastAsia="Calibri" w:hAnsi="Times New Roman"/>
-          <w:color w:val="000000"/>
-          <w:sz w:val="28"/>
-          <w:szCs w:val="28"/>
-          <w:lang w:eastAsia="en-US"/>
-        </w:rPr>
-        <w:t>css</w:t>
-      </w:r>
-      <w:proofErr w:type="spellEnd"/>
-      <w:r>
-        <w:rPr>
-          <w:rFonts w:ascii="Times New Roman" w:eastAsia="Calibri" w:hAnsi="Times New Roman"/>
-          <w:color w:val="000000"/>
-          <w:sz w:val="28"/>
-          <w:szCs w:val="28"/>
-          <w:lang w:eastAsia="en-US"/>
-        </w:rPr>
-        <w:t>» представлен на рисунке 1</w:t>
+        <w:t>.css» представлен на рисунке 1</w:t>
       </w:r>
       <w:r>
         <w:rPr>
@@ -14325,29 +14015,7 @@
           <w:szCs w:val="28"/>
           <w:lang w:eastAsia="en-US"/>
         </w:rPr>
-        <w:t>.</w:t>
-      </w:r>
-      <w:proofErr w:type="spellStart"/>
-      <w:r>
-        <w:rPr>
-          <w:rFonts w:ascii="Times New Roman" w:eastAsia="Calibri" w:hAnsi="Times New Roman"/>
-          <w:color w:val="000000"/>
-          <w:sz w:val="28"/>
-          <w:szCs w:val="28"/>
-          <w:lang w:eastAsia="en-US"/>
-        </w:rPr>
-        <w:t>css</w:t>
-      </w:r>
-      <w:proofErr w:type="spellEnd"/>
-      <w:r>
-        <w:rPr>
-          <w:rFonts w:ascii="Times New Roman" w:eastAsia="Calibri" w:hAnsi="Times New Roman"/>
-          <w:color w:val="000000"/>
-          <w:sz w:val="28"/>
-          <w:szCs w:val="28"/>
-          <w:lang w:eastAsia="en-US"/>
-        </w:rPr>
-        <w:t>» на ошибки в коде</w:t>
+        <w:t>.css» на ошибки в коде</w:t>
       </w:r>
     </w:p>
     <w:p>
@@ -14374,7 +14042,7 @@
     </w:p>
     <w:p>
       <w:pPr>
-        <w:pStyle w:val="2"/>
+        <w:pStyle w:val="Heading2"/>
         <w:spacing w:before="360" w:after="360"/>
         <w:rPr>
           <w:rFonts w:eastAsia="Calibri" w:cs="Times New Roman (Заголовки (сло"/>
@@ -14824,29 +14492,7 @@
           <w:szCs w:val="28"/>
           <w:lang w:eastAsia="en-US"/>
         </w:rPr>
-        <w:t>.</w:t>
-      </w:r>
-      <w:proofErr w:type="spellStart"/>
-      <w:r>
-        <w:rPr>
-          <w:rFonts w:ascii="Times New Roman" w:eastAsia="Calibri" w:hAnsi="Times New Roman"/>
-          <w:color w:val="000000"/>
-          <w:sz w:val="28"/>
-          <w:szCs w:val="28"/>
-          <w:lang w:eastAsia="en-US"/>
-        </w:rPr>
-        <w:t>css</w:t>
-      </w:r>
-      <w:proofErr w:type="spellEnd"/>
-      <w:r>
-        <w:rPr>
-          <w:rFonts w:ascii="Times New Roman" w:eastAsia="Calibri" w:hAnsi="Times New Roman"/>
-          <w:color w:val="000000"/>
-          <w:sz w:val="28"/>
-          <w:szCs w:val="28"/>
-          <w:lang w:eastAsia="en-US"/>
-        </w:rPr>
-        <w:t>» на ошибки в коде</w:t>
+        <w:t>.css» на ошибки в коде</w:t>
       </w:r>
     </w:p>
     <w:p>
@@ -14873,7 +14519,7 @@
     </w:p>
     <w:p>
       <w:pPr>
-        <w:pStyle w:val="2"/>
+        <w:pStyle w:val="Heading2"/>
         <w:spacing w:before="360" w:after="360"/>
         <w:rPr>
           <w:rFonts w:eastAsia="Calibri" w:cs="Times New Roman (Заголовки (сло"/>
@@ -14905,25 +14551,7 @@
           <w:spacing w:val="60"/>
           <w:lang w:eastAsia="en-US"/>
         </w:rPr>
-        <w:t>.</w:t>
-      </w:r>
-      <w:proofErr w:type="spellStart"/>
-      <w:r>
-        <w:rPr>
-          <w:rFonts w:eastAsia="Calibri" w:cs="Times New Roman (Заголовки (сло"/>
-          <w:spacing w:val="60"/>
-          <w:lang w:eastAsia="en-US"/>
-        </w:rPr>
-        <w:t>css</w:t>
-      </w:r>
-      <w:proofErr w:type="spellEnd"/>
-      <w:r>
-        <w:rPr>
-          <w:rFonts w:eastAsia="Calibri" w:cs="Times New Roman (Заголовки (сло"/>
-          <w:spacing w:val="60"/>
-          <w:lang w:eastAsia="en-US"/>
-        </w:rPr>
-        <w:t>»</w:t>
+        <w:t>.css»</w:t>
       </w:r>
       <w:bookmarkEnd w:id="46"/>
     </w:p>
@@ -14968,29 +14596,7 @@
           <w:szCs w:val="28"/>
           <w:lang w:eastAsia="en-US"/>
         </w:rPr>
-        <w:t>.</w:t>
-      </w:r>
-      <w:proofErr w:type="spellStart"/>
-      <w:r>
-        <w:rPr>
-          <w:rFonts w:ascii="Times New Roman" w:eastAsia="Calibri" w:hAnsi="Times New Roman"/>
-          <w:color w:val="000000"/>
-          <w:sz w:val="28"/>
-          <w:szCs w:val="28"/>
-          <w:lang w:eastAsia="en-US"/>
-        </w:rPr>
-        <w:t>css</w:t>
-      </w:r>
-      <w:proofErr w:type="spellEnd"/>
-      <w:r>
-        <w:rPr>
-          <w:rFonts w:ascii="Times New Roman" w:eastAsia="Calibri" w:hAnsi="Times New Roman"/>
-          <w:color w:val="000000"/>
-          <w:sz w:val="28"/>
-          <w:szCs w:val="28"/>
-          <w:lang w:eastAsia="en-US"/>
-        </w:rPr>
-        <w:t>» представлен на рисунке 1</w:t>
+        <w:t>.css» представлен на рисунке 1</w:t>
       </w:r>
       <w:r>
         <w:rPr>
@@ -15157,29 +14763,7 @@
           <w:szCs w:val="28"/>
           <w:lang w:eastAsia="en-US"/>
         </w:rPr>
-        <w:t>.</w:t>
-      </w:r>
-      <w:proofErr w:type="spellStart"/>
-      <w:r>
-        <w:rPr>
-          <w:rFonts w:ascii="Times New Roman" w:eastAsia="Calibri" w:hAnsi="Times New Roman"/>
-          <w:color w:val="000000"/>
-          <w:sz w:val="28"/>
-          <w:szCs w:val="28"/>
-          <w:lang w:eastAsia="en-US"/>
-        </w:rPr>
-        <w:t>css</w:t>
-      </w:r>
-      <w:proofErr w:type="spellEnd"/>
-      <w:r>
-        <w:rPr>
-          <w:rFonts w:ascii="Times New Roman" w:eastAsia="Calibri" w:hAnsi="Times New Roman"/>
-          <w:color w:val="000000"/>
-          <w:sz w:val="28"/>
-          <w:szCs w:val="28"/>
-          <w:lang w:eastAsia="en-US"/>
-        </w:rPr>
-        <w:t>» на ошибки в коде</w:t>
+        <w:t>.css» на ошибки в коде</w:t>
       </w:r>
     </w:p>
     <w:p>
@@ -15206,7 +14790,7 @@
     </w:p>
     <w:p>
       <w:pPr>
-        <w:pStyle w:val="2"/>
+        <w:pStyle w:val="Heading2"/>
         <w:spacing w:before="360" w:after="360"/>
         <w:rPr>
           <w:rFonts w:eastAsia="Calibri" w:cs="Times New Roman (Заголовки (сло"/>
@@ -15255,25 +14839,7 @@
           <w:spacing w:val="60"/>
           <w:lang w:eastAsia="en-US"/>
         </w:rPr>
-        <w:t>.</w:t>
-      </w:r>
-      <w:proofErr w:type="spellStart"/>
-      <w:r>
-        <w:rPr>
-          <w:rFonts w:eastAsia="Calibri" w:cs="Times New Roman (Заголовки (сло"/>
-          <w:spacing w:val="60"/>
-          <w:lang w:eastAsia="en-US"/>
-        </w:rPr>
-        <w:t>css</w:t>
-      </w:r>
-      <w:proofErr w:type="spellEnd"/>
-      <w:r>
-        <w:rPr>
-          <w:rFonts w:eastAsia="Calibri" w:cs="Times New Roman (Заголовки (сло"/>
-          <w:spacing w:val="60"/>
-          <w:lang w:eastAsia="en-US"/>
-        </w:rPr>
-        <w:t>»</w:t>
+        <w:t>.css»</w:t>
       </w:r>
       <w:bookmarkEnd w:id="47"/>
     </w:p>
@@ -15338,29 +14904,7 @@
           <w:szCs w:val="28"/>
           <w:lang w:eastAsia="en-US"/>
         </w:rPr>
-        <w:t>.</w:t>
-      </w:r>
-      <w:proofErr w:type="spellStart"/>
-      <w:r>
-        <w:rPr>
-          <w:rFonts w:ascii="Times New Roman" w:eastAsia="Calibri" w:hAnsi="Times New Roman"/>
-          <w:color w:val="000000"/>
-          <w:sz w:val="28"/>
-          <w:szCs w:val="28"/>
-          <w:lang w:eastAsia="en-US"/>
-        </w:rPr>
-        <w:t>css</w:t>
-      </w:r>
-      <w:proofErr w:type="spellEnd"/>
-      <w:r>
-        <w:rPr>
-          <w:rFonts w:ascii="Times New Roman" w:eastAsia="Calibri" w:hAnsi="Times New Roman"/>
-          <w:color w:val="000000"/>
-          <w:sz w:val="28"/>
-          <w:szCs w:val="28"/>
-          <w:lang w:eastAsia="en-US"/>
-        </w:rPr>
-        <w:t>» представлен на рисунке 1</w:t>
+        <w:t>.css» представлен на рисунке 1</w:t>
       </w:r>
       <w:r>
         <w:rPr>
@@ -15557,29 +15101,7 @@
           <w:szCs w:val="28"/>
           <w:lang w:eastAsia="en-US"/>
         </w:rPr>
-        <w:t>.</w:t>
-      </w:r>
-      <w:proofErr w:type="spellStart"/>
-      <w:r>
-        <w:rPr>
-          <w:rFonts w:ascii="Times New Roman" w:eastAsia="Calibri" w:hAnsi="Times New Roman"/>
-          <w:color w:val="000000"/>
-          <w:sz w:val="28"/>
-          <w:szCs w:val="28"/>
-          <w:lang w:eastAsia="en-US"/>
-        </w:rPr>
-        <w:t>css</w:t>
-      </w:r>
-      <w:proofErr w:type="spellEnd"/>
-      <w:r>
-        <w:rPr>
-          <w:rFonts w:ascii="Times New Roman" w:eastAsia="Calibri" w:hAnsi="Times New Roman"/>
-          <w:color w:val="000000"/>
-          <w:sz w:val="28"/>
-          <w:szCs w:val="28"/>
-          <w:lang w:eastAsia="en-US"/>
-        </w:rPr>
-        <w:t>» на ошибки в коде</w:t>
+        <w:t>.css» на ошибки в коде</w:t>
       </w:r>
     </w:p>
     <w:p>
@@ -15620,7 +15142,7 @@
     </w:p>
     <w:p>
       <w:pPr>
-        <w:pStyle w:val="2"/>
+        <w:pStyle w:val="Heading2"/>
         <w:spacing w:before="360" w:after="360"/>
         <w:rPr>
           <w:rFonts w:eastAsia="Calibri" w:cs="Times New Roman (Заголовки (сло"/>
@@ -15670,25 +15192,7 @@
           <w:spacing w:val="60"/>
           <w:lang w:eastAsia="en-US"/>
         </w:rPr>
-        <w:t>.</w:t>
-      </w:r>
-      <w:proofErr w:type="spellStart"/>
-      <w:r>
-        <w:rPr>
-          <w:rFonts w:eastAsia="Calibri" w:cs="Times New Roman (Заголовки (сло"/>
-          <w:spacing w:val="60"/>
-          <w:lang w:eastAsia="en-US"/>
-        </w:rPr>
-        <w:t>css</w:t>
-      </w:r>
-      <w:proofErr w:type="spellEnd"/>
-      <w:r>
-        <w:rPr>
-          <w:rFonts w:eastAsia="Calibri" w:cs="Times New Roman (Заголовки (сло"/>
-          <w:spacing w:val="60"/>
-          <w:lang w:eastAsia="en-US"/>
-        </w:rPr>
-        <w:t>»</w:t>
+        <w:t>.css»</w:t>
       </w:r>
       <w:bookmarkEnd w:id="48"/>
     </w:p>
@@ -15755,29 +15259,7 @@
           <w:szCs w:val="28"/>
           <w:lang w:eastAsia="en-US"/>
         </w:rPr>
-        <w:t>.</w:t>
-      </w:r>
-      <w:proofErr w:type="spellStart"/>
-      <w:r>
-        <w:rPr>
-          <w:rFonts w:ascii="Times New Roman" w:eastAsia="Calibri" w:hAnsi="Times New Roman"/>
-          <w:color w:val="000000"/>
-          <w:sz w:val="28"/>
-          <w:szCs w:val="28"/>
-          <w:lang w:eastAsia="en-US"/>
-        </w:rPr>
-        <w:t>css</w:t>
-      </w:r>
-      <w:proofErr w:type="spellEnd"/>
-      <w:r>
-        <w:rPr>
-          <w:rFonts w:ascii="Times New Roman" w:eastAsia="Calibri" w:hAnsi="Times New Roman"/>
-          <w:color w:val="000000"/>
-          <w:sz w:val="28"/>
-          <w:szCs w:val="28"/>
-          <w:lang w:eastAsia="en-US"/>
-        </w:rPr>
-        <w:t>» представлен на рисунке 1</w:t>
+        <w:t>.css» представлен на рисунке 1</w:t>
       </w:r>
       <w:r>
         <w:rPr>
@@ -15966,29 +15448,7 @@
           <w:szCs w:val="28"/>
           <w:lang w:eastAsia="en-US"/>
         </w:rPr>
-        <w:t>.</w:t>
-      </w:r>
-      <w:proofErr w:type="spellStart"/>
-      <w:r>
-        <w:rPr>
-          <w:rFonts w:ascii="Times New Roman" w:eastAsia="Calibri" w:hAnsi="Times New Roman"/>
-          <w:color w:val="000000"/>
-          <w:sz w:val="28"/>
-          <w:szCs w:val="28"/>
-          <w:lang w:eastAsia="en-US"/>
-        </w:rPr>
-        <w:t>css</w:t>
-      </w:r>
-      <w:proofErr w:type="spellEnd"/>
-      <w:r>
-        <w:rPr>
-          <w:rFonts w:ascii="Times New Roman" w:eastAsia="Calibri" w:hAnsi="Times New Roman"/>
-          <w:color w:val="000000"/>
-          <w:sz w:val="28"/>
-          <w:szCs w:val="28"/>
-          <w:lang w:eastAsia="en-US"/>
-        </w:rPr>
-        <w:t>» на ошибки в коде</w:t>
+        <w:t>.css» на ошибки в коде</w:t>
       </w:r>
     </w:p>
     <w:p>
@@ -16015,7 +15475,7 @@
     </w:p>
     <w:p>
       <w:pPr>
-        <w:pStyle w:val="2"/>
+        <w:pStyle w:val="Heading2"/>
         <w:spacing w:before="360" w:after="360"/>
         <w:rPr>
           <w:rFonts w:eastAsia="Calibri" w:cs="Times New Roman (Заголовки (сло"/>
@@ -16063,25 +15523,7 @@
           <w:spacing w:val="60"/>
           <w:lang w:eastAsia="en-US"/>
         </w:rPr>
-        <w:t>.</w:t>
-      </w:r>
-      <w:proofErr w:type="spellStart"/>
-      <w:r>
-        <w:rPr>
-          <w:rFonts w:eastAsia="Calibri" w:cs="Times New Roman (Заголовки (сло"/>
-          <w:spacing w:val="60"/>
-          <w:lang w:eastAsia="en-US"/>
-        </w:rPr>
-        <w:t>css</w:t>
-      </w:r>
-      <w:proofErr w:type="spellEnd"/>
-      <w:r>
-        <w:rPr>
-          <w:rFonts w:eastAsia="Calibri" w:cs="Times New Roman (Заголовки (сло"/>
-          <w:spacing w:val="60"/>
-          <w:lang w:eastAsia="en-US"/>
-        </w:rPr>
-        <w:t>»</w:t>
+        <w:t>.css»</w:t>
       </w:r>
       <w:bookmarkEnd w:id="49"/>
     </w:p>
@@ -16146,29 +15588,7 @@
           <w:szCs w:val="28"/>
           <w:lang w:eastAsia="en-US"/>
         </w:rPr>
-        <w:t>.</w:t>
-      </w:r>
-      <w:proofErr w:type="spellStart"/>
-      <w:r>
-        <w:rPr>
-          <w:rFonts w:ascii="Times New Roman" w:eastAsia="Calibri" w:hAnsi="Times New Roman"/>
-          <w:color w:val="000000"/>
-          <w:sz w:val="28"/>
-          <w:szCs w:val="28"/>
-          <w:lang w:eastAsia="en-US"/>
-        </w:rPr>
-        <w:t>css</w:t>
-      </w:r>
-      <w:proofErr w:type="spellEnd"/>
-      <w:r>
-        <w:rPr>
-          <w:rFonts w:ascii="Times New Roman" w:eastAsia="Calibri" w:hAnsi="Times New Roman"/>
-          <w:color w:val="000000"/>
-          <w:sz w:val="28"/>
-          <w:szCs w:val="28"/>
-          <w:lang w:eastAsia="en-US"/>
-        </w:rPr>
-        <w:t>» представлен на рисунке 1</w:t>
+        <w:t>.css» представлен на рисунке 1</w:t>
       </w:r>
       <w:r>
         <w:rPr>
@@ -16355,29 +15775,7 @@
           <w:szCs w:val="28"/>
           <w:lang w:eastAsia="en-US"/>
         </w:rPr>
-        <w:t>.</w:t>
-      </w:r>
-      <w:proofErr w:type="spellStart"/>
-      <w:r>
-        <w:rPr>
-          <w:rFonts w:ascii="Times New Roman" w:eastAsia="Calibri" w:hAnsi="Times New Roman"/>
-          <w:color w:val="000000"/>
-          <w:sz w:val="28"/>
-          <w:szCs w:val="28"/>
-          <w:lang w:eastAsia="en-US"/>
-        </w:rPr>
-        <w:t>css</w:t>
-      </w:r>
-      <w:proofErr w:type="spellEnd"/>
-      <w:r>
-        <w:rPr>
-          <w:rFonts w:ascii="Times New Roman" w:eastAsia="Calibri" w:hAnsi="Times New Roman"/>
-          <w:color w:val="000000"/>
-          <w:sz w:val="28"/>
-          <w:szCs w:val="28"/>
-          <w:lang w:eastAsia="en-US"/>
-        </w:rPr>
-        <w:t>» на ошибки в коде</w:t>
+        <w:t>.css» на ошибки в коде</w:t>
       </w:r>
     </w:p>
     <w:p>
@@ -16404,7 +15802,7 @@
     </w:p>
     <w:p>
       <w:pPr>
-        <w:pStyle w:val="2"/>
+        <w:pStyle w:val="Heading2"/>
         <w:spacing w:before="360" w:after="360"/>
         <w:rPr>
           <w:rFonts w:eastAsia="Calibri" w:cs="Times New Roman (Заголовки (сло"/>
@@ -16436,25 +15834,7 @@
           <w:spacing w:val="60"/>
           <w:lang w:eastAsia="en-US"/>
         </w:rPr>
-        <w:t>.</w:t>
-      </w:r>
-      <w:proofErr w:type="spellStart"/>
-      <w:r>
-        <w:rPr>
-          <w:rFonts w:eastAsia="Calibri" w:cs="Times New Roman (Заголовки (сло"/>
-          <w:spacing w:val="60"/>
-          <w:lang w:eastAsia="en-US"/>
-        </w:rPr>
-        <w:t>css</w:t>
-      </w:r>
-      <w:proofErr w:type="spellEnd"/>
-      <w:r>
-        <w:rPr>
-          <w:rFonts w:eastAsia="Calibri" w:cs="Times New Roman (Заголовки (сло"/>
-          <w:spacing w:val="60"/>
-          <w:lang w:eastAsia="en-US"/>
-        </w:rPr>
-        <w:t>»</w:t>
+        <w:t>.css»</w:t>
       </w:r>
       <w:bookmarkEnd w:id="50"/>
     </w:p>
@@ -16499,29 +15879,7 @@
           <w:szCs w:val="28"/>
           <w:lang w:eastAsia="en-US"/>
         </w:rPr>
-        <w:t>.</w:t>
-      </w:r>
-      <w:proofErr w:type="spellStart"/>
-      <w:r>
-        <w:rPr>
-          <w:rFonts w:ascii="Times New Roman" w:eastAsia="Calibri" w:hAnsi="Times New Roman"/>
-          <w:color w:val="000000"/>
-          <w:sz w:val="28"/>
-          <w:szCs w:val="28"/>
-          <w:lang w:eastAsia="en-US"/>
-        </w:rPr>
-        <w:t>css</w:t>
-      </w:r>
-      <w:proofErr w:type="spellEnd"/>
-      <w:r>
-        <w:rPr>
-          <w:rFonts w:ascii="Times New Roman" w:eastAsia="Calibri" w:hAnsi="Times New Roman"/>
-          <w:color w:val="000000"/>
-          <w:sz w:val="28"/>
-          <w:szCs w:val="28"/>
-          <w:lang w:eastAsia="en-US"/>
-        </w:rPr>
-        <w:t xml:space="preserve">» представлен на рисунке </w:t>
+        <w:t xml:space="preserve">.css» представлен на рисунке </w:t>
       </w:r>
       <w:r>
         <w:rPr>
@@ -16688,29 +16046,7 @@
           <w:szCs w:val="28"/>
           <w:lang w:eastAsia="en-US"/>
         </w:rPr>
-        <w:t>.</w:t>
-      </w:r>
-      <w:proofErr w:type="spellStart"/>
-      <w:r>
-        <w:rPr>
-          <w:rFonts w:ascii="Times New Roman" w:eastAsia="Calibri" w:hAnsi="Times New Roman"/>
-          <w:color w:val="000000"/>
-          <w:sz w:val="28"/>
-          <w:szCs w:val="28"/>
-          <w:lang w:eastAsia="en-US"/>
-        </w:rPr>
-        <w:t>css</w:t>
-      </w:r>
-      <w:proofErr w:type="spellEnd"/>
-      <w:r>
-        <w:rPr>
-          <w:rFonts w:ascii="Times New Roman" w:eastAsia="Calibri" w:hAnsi="Times New Roman"/>
-          <w:color w:val="000000"/>
-          <w:sz w:val="28"/>
-          <w:szCs w:val="28"/>
-          <w:lang w:eastAsia="en-US"/>
-        </w:rPr>
-        <w:t>» на ошибки в коде</w:t>
+        <w:t>.css» на ошибки в коде</w:t>
       </w:r>
     </w:p>
     <w:p>
@@ -16737,7 +16073,7 @@
     </w:p>
     <w:p>
       <w:pPr>
-        <w:pStyle w:val="2"/>
+        <w:pStyle w:val="Heading2"/>
         <w:spacing w:before="360" w:after="360"/>
         <w:rPr>
           <w:rFonts w:eastAsia="Calibri" w:cs="Times New Roman (Заголовки (сло"/>
@@ -16769,25 +16105,7 @@
           <w:spacing w:val="60"/>
           <w:lang w:eastAsia="en-US"/>
         </w:rPr>
-        <w:t>.</w:t>
-      </w:r>
-      <w:proofErr w:type="spellStart"/>
-      <w:r>
-        <w:rPr>
-          <w:rFonts w:eastAsia="Calibri" w:cs="Times New Roman (Заголовки (сло"/>
-          <w:spacing w:val="60"/>
-          <w:lang w:eastAsia="en-US"/>
-        </w:rPr>
-        <w:t>css</w:t>
-      </w:r>
-      <w:proofErr w:type="spellEnd"/>
-      <w:r>
-        <w:rPr>
-          <w:rFonts w:eastAsia="Calibri" w:cs="Times New Roman (Заголовки (сло"/>
-          <w:spacing w:val="60"/>
-          <w:lang w:eastAsia="en-US"/>
-        </w:rPr>
-        <w:t>»</w:t>
+        <w:t>.css»</w:t>
       </w:r>
       <w:bookmarkEnd w:id="51"/>
     </w:p>
@@ -16832,29 +16150,7 @@
           <w:szCs w:val="28"/>
           <w:lang w:eastAsia="en-US"/>
         </w:rPr>
-        <w:t>.</w:t>
-      </w:r>
-      <w:proofErr w:type="spellStart"/>
-      <w:r>
-        <w:rPr>
-          <w:rFonts w:ascii="Times New Roman" w:eastAsia="Calibri" w:hAnsi="Times New Roman"/>
-          <w:color w:val="000000"/>
-          <w:sz w:val="28"/>
-          <w:szCs w:val="28"/>
-          <w:lang w:eastAsia="en-US"/>
-        </w:rPr>
-        <w:t>css</w:t>
-      </w:r>
-      <w:proofErr w:type="spellEnd"/>
-      <w:r>
-        <w:rPr>
-          <w:rFonts w:ascii="Times New Roman" w:eastAsia="Calibri" w:hAnsi="Times New Roman"/>
-          <w:color w:val="000000"/>
-          <w:sz w:val="28"/>
-          <w:szCs w:val="28"/>
-          <w:lang w:eastAsia="en-US"/>
-        </w:rPr>
-        <w:t xml:space="preserve">» представлен на рисунке </w:t>
+        <w:t xml:space="preserve">.css» представлен на рисунке </w:t>
       </w:r>
       <w:r>
         <w:rPr>
@@ -17021,29 +16317,7 @@
           <w:szCs w:val="28"/>
           <w:lang w:eastAsia="en-US"/>
         </w:rPr>
-        <w:t>.</w:t>
-      </w:r>
-      <w:proofErr w:type="spellStart"/>
-      <w:r>
-        <w:rPr>
-          <w:rFonts w:ascii="Times New Roman" w:eastAsia="Calibri" w:hAnsi="Times New Roman"/>
-          <w:color w:val="000000"/>
-          <w:sz w:val="28"/>
-          <w:szCs w:val="28"/>
-          <w:lang w:eastAsia="en-US"/>
-        </w:rPr>
-        <w:t>css</w:t>
-      </w:r>
-      <w:proofErr w:type="spellEnd"/>
-      <w:r>
-        <w:rPr>
-          <w:rFonts w:ascii="Times New Roman" w:eastAsia="Calibri" w:hAnsi="Times New Roman"/>
-          <w:color w:val="000000"/>
-          <w:sz w:val="28"/>
-          <w:szCs w:val="28"/>
-          <w:lang w:eastAsia="en-US"/>
-        </w:rPr>
-        <w:t>» на ошибки в коде</w:t>
+        <w:t>.css» на ошибки в коде</w:t>
       </w:r>
     </w:p>
     <w:p>
@@ -17070,7 +16344,7 @@
     </w:p>
     <w:p>
       <w:pPr>
-        <w:pStyle w:val="2"/>
+        <w:pStyle w:val="Heading2"/>
         <w:spacing w:before="360" w:after="360"/>
         <w:rPr>
           <w:rFonts w:eastAsia="Calibri" w:cs="Times New Roman (Заголовки (сло"/>
@@ -17137,25 +16411,7 @@
           <w:spacing w:val="60"/>
           <w:lang w:eastAsia="en-US"/>
         </w:rPr>
-        <w:t>.</w:t>
-      </w:r>
-      <w:proofErr w:type="spellStart"/>
-      <w:r>
-        <w:rPr>
-          <w:rFonts w:eastAsia="Calibri" w:cs="Times New Roman (Заголовки (сло"/>
-          <w:spacing w:val="60"/>
-          <w:lang w:eastAsia="en-US"/>
-        </w:rPr>
-        <w:t>css</w:t>
-      </w:r>
-      <w:proofErr w:type="spellEnd"/>
-      <w:r>
-        <w:rPr>
-          <w:rFonts w:eastAsia="Calibri" w:cs="Times New Roman (Заголовки (сло"/>
-          <w:spacing w:val="60"/>
-          <w:lang w:eastAsia="en-US"/>
-        </w:rPr>
-        <w:t>»</w:t>
+        <w:t>.css»</w:t>
       </w:r>
       <w:bookmarkEnd w:id="52"/>
     </w:p>
@@ -17222,29 +16478,7 @@
           <w:szCs w:val="28"/>
           <w:lang w:eastAsia="en-US"/>
         </w:rPr>
-        <w:t>.</w:t>
-      </w:r>
-      <w:proofErr w:type="spellStart"/>
-      <w:r>
-        <w:rPr>
-          <w:rFonts w:ascii="Times New Roman" w:eastAsia="Calibri" w:hAnsi="Times New Roman"/>
-          <w:color w:val="000000"/>
-          <w:sz w:val="28"/>
-          <w:szCs w:val="28"/>
-          <w:lang w:eastAsia="en-US"/>
-        </w:rPr>
-        <w:t>css</w:t>
-      </w:r>
-      <w:proofErr w:type="spellEnd"/>
-      <w:r>
-        <w:rPr>
-          <w:rFonts w:ascii="Times New Roman" w:eastAsia="Calibri" w:hAnsi="Times New Roman"/>
-          <w:color w:val="000000"/>
-          <w:sz w:val="28"/>
-          <w:szCs w:val="28"/>
-          <w:lang w:eastAsia="en-US"/>
-        </w:rPr>
-        <w:t xml:space="preserve">» представлен на рисунке </w:t>
+        <w:t xml:space="preserve">.css» представлен на рисунке </w:t>
       </w:r>
       <w:r>
         <w:rPr>
@@ -17433,29 +16667,7 @@
           <w:szCs w:val="28"/>
           <w:lang w:eastAsia="en-US"/>
         </w:rPr>
-        <w:t>.</w:t>
-      </w:r>
-      <w:proofErr w:type="spellStart"/>
-      <w:r>
-        <w:rPr>
-          <w:rFonts w:ascii="Times New Roman" w:eastAsia="Calibri" w:hAnsi="Times New Roman"/>
-          <w:color w:val="000000"/>
-          <w:sz w:val="28"/>
-          <w:szCs w:val="28"/>
-          <w:lang w:eastAsia="en-US"/>
-        </w:rPr>
-        <w:t>css</w:t>
-      </w:r>
-      <w:proofErr w:type="spellEnd"/>
-      <w:r>
-        <w:rPr>
-          <w:rFonts w:ascii="Times New Roman" w:eastAsia="Calibri" w:hAnsi="Times New Roman"/>
-          <w:color w:val="000000"/>
-          <w:sz w:val="28"/>
-          <w:szCs w:val="28"/>
-          <w:lang w:eastAsia="en-US"/>
-        </w:rPr>
-        <w:t>» на ошибки в коде</w:t>
+        <w:t>.css» на ошибки в коде</w:t>
       </w:r>
     </w:p>
     <w:p>
@@ -17482,7 +16694,7 @@
     </w:p>
     <w:p>
       <w:pPr>
-        <w:pStyle w:val="2"/>
+        <w:pStyle w:val="Heading2"/>
         <w:spacing w:before="360" w:after="360"/>
         <w:rPr>
           <w:rFonts w:eastAsia="Calibri" w:cs="Times New Roman (Заголовки (сло"/>
@@ -17533,25 +16745,7 @@
           <w:spacing w:val="60"/>
           <w:lang w:eastAsia="en-US"/>
         </w:rPr>
-        <w:t>.</w:t>
-      </w:r>
-      <w:proofErr w:type="spellStart"/>
-      <w:r>
-        <w:rPr>
-          <w:rFonts w:eastAsia="Calibri" w:cs="Times New Roman (Заголовки (сло"/>
-          <w:spacing w:val="60"/>
-          <w:lang w:eastAsia="en-US"/>
-        </w:rPr>
-        <w:t>css</w:t>
-      </w:r>
-      <w:proofErr w:type="spellEnd"/>
-      <w:r>
-        <w:rPr>
-          <w:rFonts w:eastAsia="Calibri" w:cs="Times New Roman (Заголовки (сло"/>
-          <w:spacing w:val="60"/>
-          <w:lang w:eastAsia="en-US"/>
-        </w:rPr>
-        <w:t>»</w:t>
+        <w:t>.css»</w:t>
       </w:r>
       <w:bookmarkEnd w:id="53"/>
     </w:p>
@@ -17598,29 +16792,7 @@
           <w:szCs w:val="28"/>
           <w:lang w:eastAsia="en-US"/>
         </w:rPr>
-        <w:t>.</w:t>
-      </w:r>
-      <w:proofErr w:type="spellStart"/>
-      <w:r>
-        <w:rPr>
-          <w:rFonts w:ascii="Times New Roman" w:eastAsia="Calibri" w:hAnsi="Times New Roman"/>
-          <w:color w:val="000000"/>
-          <w:sz w:val="28"/>
-          <w:szCs w:val="28"/>
-          <w:lang w:eastAsia="en-US"/>
-        </w:rPr>
-        <w:t>css</w:t>
-      </w:r>
-      <w:proofErr w:type="spellEnd"/>
-      <w:r>
-        <w:rPr>
-          <w:rFonts w:ascii="Times New Roman" w:eastAsia="Calibri" w:hAnsi="Times New Roman"/>
-          <w:color w:val="000000"/>
-          <w:sz w:val="28"/>
-          <w:szCs w:val="28"/>
-          <w:lang w:eastAsia="en-US"/>
-        </w:rPr>
-        <w:t xml:space="preserve">» представлен на рисунке </w:t>
+        <w:t xml:space="preserve">.css» представлен на рисунке </w:t>
       </w:r>
       <w:r>
         <w:rPr>
@@ -17799,29 +16971,43 @@
           <w:szCs w:val="28"/>
           <w:lang w:eastAsia="en-US"/>
         </w:rPr>
-        <w:t>.</w:t>
-      </w:r>
-      <w:proofErr w:type="spellStart"/>
-      <w:r>
-        <w:rPr>
-          <w:rFonts w:ascii="Times New Roman" w:eastAsia="Calibri" w:hAnsi="Times New Roman"/>
-          <w:color w:val="000000"/>
-          <w:sz w:val="28"/>
-          <w:szCs w:val="28"/>
-          <w:lang w:eastAsia="en-US"/>
-        </w:rPr>
-        <w:t>css</w:t>
-      </w:r>
-      <w:proofErr w:type="spellEnd"/>
-      <w:r>
-        <w:rPr>
-          <w:rFonts w:ascii="Times New Roman" w:eastAsia="Calibri" w:hAnsi="Times New Roman"/>
-          <w:color w:val="000000"/>
-          <w:sz w:val="28"/>
-          <w:szCs w:val="28"/>
-          <w:lang w:eastAsia="en-US"/>
-        </w:rPr>
-        <w:t>» на ошибки в коде</w:t>
+        <w:t>.css» на ошибки в коде</w:t>
+      </w:r>
+    </w:p>
+    <w:p>
+      <w:pPr>
+        <w:spacing w:line="360" w:lineRule="auto"/>
+        <w:jc w:val="center"/>
+        <w:rPr>
+          <w:rFonts w:ascii="Times New Roman" w:eastAsia="Calibri" w:hAnsi="Times New Roman"/>
+          <w:color w:val="000000"/>
+          <w:sz w:val="28"/>
+          <w:szCs w:val="28"/>
+          <w:lang w:val="en-US" w:eastAsia="en-US"/>
+        </w:rPr>
+      </w:pPr>
+    </w:p>
+    <w:p>
+      <w:pPr>
+        <w:spacing w:line="360" w:lineRule="auto"/>
+        <w:jc w:val="center"/>
+        <w:rPr>
+          <w:rFonts w:ascii="Times New Roman" w:eastAsia="Calibri" w:hAnsi="Times New Roman"/>
+          <w:color w:val="FFFFFF" w:themeColor="background1"/>
+          <w:sz w:val="28"/>
+          <w:szCs w:val="28"/>
+          <w:lang w:val="en-US" w:eastAsia="en-US"/>
+        </w:rPr>
+      </w:pPr>
+      <w:r>
+        <w:rPr>
+          <w:rFonts w:ascii="Times New Roman" w:eastAsia="Calibri" w:hAnsi="Times New Roman"/>
+          <w:color w:val="FFFFFF" w:themeColor="background1"/>
+          <w:sz w:val="28"/>
+          <w:szCs w:val="28"/>
+          <w:lang w:val="en-US" w:eastAsia="en-US"/>
+        </w:rPr>
+        <w:t>1a</w:t>
       </w:r>
     </w:p>
     <w:sectPr>
@@ -17861,7 +17047,7 @@
   <w:sdt>
     <w:sdtPr>
       <w:rPr>
-        <w:rStyle w:val="af0"/>
+        <w:rStyle w:val="PageNumber"/>
       </w:rPr>
       <w:id w:val="1728413266"/>
       <w:docPartObj>
@@ -17872,33 +17058,33 @@
     <w:sdtContent>
       <w:p>
         <w:pPr>
-          <w:pStyle w:val="ae"/>
+          <w:pStyle w:val="Footer"/>
           <w:framePr w:wrap="none" w:vAnchor="text" w:hAnchor="margin" w:xAlign="center" w:y="1"/>
           <w:rPr>
-            <w:rStyle w:val="af0"/>
+            <w:rStyle w:val="PageNumber"/>
           </w:rPr>
         </w:pPr>
         <w:r>
           <w:rPr>
-            <w:rStyle w:val="af0"/>
+            <w:rStyle w:val="PageNumber"/>
           </w:rPr>
           <w:fldChar w:fldCharType="begin"/>
         </w:r>
         <w:r>
           <w:rPr>
-            <w:rStyle w:val="af0"/>
+            <w:rStyle w:val="PageNumber"/>
           </w:rPr>
           <w:instrText xml:space="preserve"> PAGE </w:instrText>
         </w:r>
         <w:r>
           <w:rPr>
-            <w:rStyle w:val="af0"/>
+            <w:rStyle w:val="PageNumber"/>
           </w:rPr>
           <w:fldChar w:fldCharType="separate"/>
         </w:r>
         <w:r>
           <w:rPr>
-            <w:rStyle w:val="af0"/>
+            <w:rStyle w:val="PageNumber"/>
           </w:rPr>
           <w:fldChar w:fldCharType="end"/>
         </w:r>
@@ -17907,7 +17093,7 @@
   </w:sdt>
   <w:p>
     <w:pPr>
-      <w:pStyle w:val="ae"/>
+      <w:pStyle w:val="Footer"/>
     </w:pPr>
   </w:p>
 </w:ftr>
@@ -17918,7 +17104,7 @@
   <w:sdt>
     <w:sdtPr>
       <w:rPr>
-        <w:rStyle w:val="af0"/>
+        <w:rStyle w:val="PageNumber"/>
       </w:rPr>
       <w:id w:val="1592664113"/>
       <w:docPartObj>
@@ -17929,15 +17115,15 @@
     <w:sdtContent>
       <w:p>
         <w:pPr>
-          <w:pStyle w:val="ae"/>
+          <w:pStyle w:val="Footer"/>
           <w:framePr w:wrap="none" w:vAnchor="text" w:hAnchor="margin" w:xAlign="center" w:y="1"/>
           <w:rPr>
-            <w:rStyle w:val="af0"/>
+            <w:rStyle w:val="PageNumber"/>
           </w:rPr>
         </w:pPr>
         <w:r>
           <w:rPr>
-            <w:rStyle w:val="af0"/>
+            <w:rStyle w:val="PageNumber"/>
             <w:rFonts w:ascii="Times New Roman" w:hAnsi="Times New Roman"/>
             <w:sz w:val="28"/>
             <w:szCs w:val="28"/>
@@ -17946,7 +17132,7 @@
         </w:r>
         <w:r>
           <w:rPr>
-            <w:rStyle w:val="af0"/>
+            <w:rStyle w:val="PageNumber"/>
             <w:rFonts w:ascii="Times New Roman" w:hAnsi="Times New Roman"/>
             <w:sz w:val="28"/>
             <w:szCs w:val="28"/>
@@ -17955,7 +17141,7 @@
         </w:r>
         <w:r>
           <w:rPr>
-            <w:rStyle w:val="af0"/>
+            <w:rStyle w:val="PageNumber"/>
             <w:rFonts w:ascii="Times New Roman" w:hAnsi="Times New Roman"/>
             <w:sz w:val="28"/>
             <w:szCs w:val="28"/>
@@ -17964,7 +17150,7 @@
         </w:r>
         <w:r>
           <w:rPr>
-            <w:rStyle w:val="af0"/>
+            <w:rStyle w:val="PageNumber"/>
             <w:rFonts w:ascii="Times New Roman" w:hAnsi="Times New Roman"/>
             <w:noProof/>
             <w:sz w:val="28"/>
@@ -17974,7 +17160,7 @@
         </w:r>
         <w:r>
           <w:rPr>
-            <w:rStyle w:val="af0"/>
+            <w:rStyle w:val="PageNumber"/>
             <w:rFonts w:ascii="Times New Roman" w:hAnsi="Times New Roman"/>
             <w:sz w:val="28"/>
             <w:szCs w:val="28"/>
@@ -17986,7 +17172,7 @@
   </w:sdt>
   <w:p>
     <w:pPr>
-      <w:pStyle w:val="ae"/>
+      <w:pStyle w:val="Footer"/>
     </w:pPr>
   </w:p>
 </w:ftr>
@@ -18529,7 +17715,7 @@
     <w:lsdException w:name="Unresolved Mention" w:semiHidden="1" w:unhideWhenUsed="1"/>
     <w:lsdException w:name="Smart Link" w:semiHidden="1" w:unhideWhenUsed="1"/>
   </w:latentStyles>
-  <w:style w:type="paragraph" w:default="1" w:styleId="a">
+  <w:style w:type="paragraph" w:default="1" w:styleId="Normal">
     <w:name w:val="Normal"/>
     <w:qFormat/>
     <w:rsid w:val="00252E7D"/>
@@ -18543,11 +17729,11 @@
       <w14:ligatures w14:val="none"/>
     </w:rPr>
   </w:style>
-  <w:style w:type="paragraph" w:styleId="1">
+  <w:style w:type="paragraph" w:styleId="Heading1">
     <w:name w:val="heading 1"/>
-    <w:basedOn w:val="a"/>
-    <w:next w:val="a"/>
-    <w:link w:val="10"/>
+    <w:basedOn w:val="Normal"/>
+    <w:next w:val="Normal"/>
+    <w:link w:val="Heading1Char"/>
     <w:uiPriority w:val="9"/>
     <w:qFormat/>
     <w:rsid w:val="00252E7D"/>
@@ -18564,11 +17750,11 @@
       <w:szCs w:val="40"/>
     </w:rPr>
   </w:style>
-  <w:style w:type="paragraph" w:styleId="2">
+  <w:style w:type="paragraph" w:styleId="Heading2">
     <w:name w:val="heading 2"/>
-    <w:basedOn w:val="a"/>
-    <w:next w:val="a"/>
-    <w:link w:val="20"/>
+    <w:basedOn w:val="Normal"/>
+    <w:next w:val="Normal"/>
+    <w:link w:val="Heading2Char"/>
     <w:uiPriority w:val="9"/>
     <w:unhideWhenUsed/>
     <w:qFormat/>
@@ -18587,11 +17773,11 @@
       <w:szCs w:val="32"/>
     </w:rPr>
   </w:style>
-  <w:style w:type="paragraph" w:styleId="3">
+  <w:style w:type="paragraph" w:styleId="Heading3">
     <w:name w:val="heading 3"/>
-    <w:basedOn w:val="a"/>
-    <w:next w:val="a"/>
-    <w:link w:val="30"/>
+    <w:basedOn w:val="Normal"/>
+    <w:next w:val="Normal"/>
+    <w:link w:val="Heading3Char"/>
     <w:uiPriority w:val="9"/>
     <w:unhideWhenUsed/>
     <w:qFormat/>
@@ -18609,11 +17795,11 @@
       <w:szCs w:val="28"/>
     </w:rPr>
   </w:style>
-  <w:style w:type="paragraph" w:styleId="4">
+  <w:style w:type="paragraph" w:styleId="Heading4">
     <w:name w:val="heading 4"/>
-    <w:basedOn w:val="a"/>
-    <w:next w:val="a"/>
-    <w:link w:val="40"/>
+    <w:basedOn w:val="Normal"/>
+    <w:next w:val="Normal"/>
+    <w:link w:val="Heading4Char"/>
     <w:uiPriority w:val="9"/>
     <w:semiHidden/>
     <w:unhideWhenUsed/>
@@ -18632,11 +17818,11 @@
       <w:color w:val="2F5496" w:themeColor="accent1" w:themeShade="BF"/>
     </w:rPr>
   </w:style>
-  <w:style w:type="paragraph" w:styleId="5">
+  <w:style w:type="paragraph" w:styleId="Heading5">
     <w:name w:val="heading 5"/>
-    <w:basedOn w:val="a"/>
-    <w:next w:val="a"/>
-    <w:link w:val="50"/>
+    <w:basedOn w:val="Normal"/>
+    <w:next w:val="Normal"/>
+    <w:link w:val="Heading5Char"/>
     <w:uiPriority w:val="9"/>
     <w:semiHidden/>
     <w:unhideWhenUsed/>
@@ -18653,11 +17839,11 @@
       <w:color w:val="2F5496" w:themeColor="accent1" w:themeShade="BF"/>
     </w:rPr>
   </w:style>
-  <w:style w:type="paragraph" w:styleId="6">
+  <w:style w:type="paragraph" w:styleId="Heading6">
     <w:name w:val="heading 6"/>
-    <w:basedOn w:val="a"/>
-    <w:next w:val="a"/>
-    <w:link w:val="60"/>
+    <w:basedOn w:val="Normal"/>
+    <w:next w:val="Normal"/>
+    <w:link w:val="Heading6Char"/>
     <w:uiPriority w:val="9"/>
     <w:semiHidden/>
     <w:unhideWhenUsed/>
@@ -18676,11 +17862,11 @@
       <w:color w:val="595959" w:themeColor="text1" w:themeTint="A6"/>
     </w:rPr>
   </w:style>
-  <w:style w:type="paragraph" w:styleId="7">
+  <w:style w:type="paragraph" w:styleId="Heading7">
     <w:name w:val="heading 7"/>
-    <w:basedOn w:val="a"/>
-    <w:next w:val="a"/>
-    <w:link w:val="70"/>
+    <w:basedOn w:val="Normal"/>
+    <w:next w:val="Normal"/>
+    <w:link w:val="Heading7Char"/>
     <w:uiPriority w:val="9"/>
     <w:semiHidden/>
     <w:unhideWhenUsed/>
@@ -18697,11 +17883,11 @@
       <w:color w:val="595959" w:themeColor="text1" w:themeTint="A6"/>
     </w:rPr>
   </w:style>
-  <w:style w:type="paragraph" w:styleId="8">
+  <w:style w:type="paragraph" w:styleId="Heading8">
     <w:name w:val="heading 8"/>
-    <w:basedOn w:val="a"/>
-    <w:next w:val="a"/>
-    <w:link w:val="80"/>
+    <w:basedOn w:val="Normal"/>
+    <w:next w:val="Normal"/>
+    <w:link w:val="Heading8Char"/>
     <w:uiPriority w:val="9"/>
     <w:semiHidden/>
     <w:unhideWhenUsed/>
@@ -18719,11 +17905,11 @@
       <w:color w:val="272727" w:themeColor="text1" w:themeTint="D8"/>
     </w:rPr>
   </w:style>
-  <w:style w:type="paragraph" w:styleId="9">
+  <w:style w:type="paragraph" w:styleId="Heading9">
     <w:name w:val="heading 9"/>
-    <w:basedOn w:val="a"/>
-    <w:next w:val="a"/>
-    <w:link w:val="90"/>
+    <w:basedOn w:val="Normal"/>
+    <w:next w:val="Normal"/>
+    <w:link w:val="Heading9Char"/>
     <w:uiPriority w:val="9"/>
     <w:semiHidden/>
     <w:unhideWhenUsed/>
@@ -18739,13 +17925,13 @@
       <w:color w:val="272727" w:themeColor="text1" w:themeTint="D8"/>
     </w:rPr>
   </w:style>
-  <w:style w:type="character" w:default="1" w:styleId="a0">
+  <w:style w:type="character" w:default="1" w:styleId="DefaultParagraphFont">
     <w:name w:val="Default Paragraph Font"/>
     <w:uiPriority w:val="1"/>
     <w:semiHidden/>
     <w:unhideWhenUsed/>
   </w:style>
-  <w:style w:type="table" w:default="1" w:styleId="a1">
+  <w:style w:type="table" w:default="1" w:styleId="TableNormal">
     <w:name w:val="Normal Table"/>
     <w:uiPriority w:val="99"/>
     <w:semiHidden/>
@@ -18760,16 +17946,16 @@
       </w:tblCellMar>
     </w:tblPr>
   </w:style>
-  <w:style w:type="numbering" w:default="1" w:styleId="a2">
+  <w:style w:type="numbering" w:default="1" w:styleId="NoList">
     <w:name w:val="No List"/>
     <w:uiPriority w:val="99"/>
     <w:semiHidden/>
     <w:unhideWhenUsed/>
   </w:style>
-  <w:style w:type="character" w:customStyle="1" w:styleId="10">
-    <w:name w:val="Заголовок 1 Знак"/>
-    <w:basedOn w:val="a0"/>
-    <w:link w:val="1"/>
+  <w:style w:type="character" w:customStyle="1" w:styleId="Heading1Char">
+    <w:name w:val="Heading 1 Char"/>
+    <w:basedOn w:val="DefaultParagraphFont"/>
+    <w:link w:val="Heading1"/>
     <w:uiPriority w:val="9"/>
     <w:rsid w:val="00252E7D"/>
     <w:rPr>
@@ -18779,10 +17965,10 @@
       <w:szCs w:val="40"/>
     </w:rPr>
   </w:style>
-  <w:style w:type="character" w:customStyle="1" w:styleId="20">
-    <w:name w:val="Заголовок 2 Знак"/>
-    <w:basedOn w:val="a0"/>
-    <w:link w:val="2"/>
+  <w:style w:type="character" w:customStyle="1" w:styleId="Heading2Char">
+    <w:name w:val="Heading 2 Char"/>
+    <w:basedOn w:val="DefaultParagraphFont"/>
+    <w:link w:val="Heading2"/>
     <w:uiPriority w:val="9"/>
     <w:rsid w:val="000E5648"/>
     <w:rPr>
@@ -18796,10 +17982,10 @@
       <w14:ligatures w14:val="none"/>
     </w:rPr>
   </w:style>
-  <w:style w:type="character" w:customStyle="1" w:styleId="30">
-    <w:name w:val="Заголовок 3 Знак"/>
-    <w:basedOn w:val="a0"/>
-    <w:link w:val="3"/>
+  <w:style w:type="character" w:customStyle="1" w:styleId="Heading3Char">
+    <w:name w:val="Heading 3 Char"/>
+    <w:basedOn w:val="DefaultParagraphFont"/>
+    <w:link w:val="Heading3"/>
     <w:uiPriority w:val="9"/>
     <w:rsid w:val="00252E7D"/>
     <w:rPr>
@@ -18809,10 +17995,10 @@
       <w:szCs w:val="28"/>
     </w:rPr>
   </w:style>
-  <w:style w:type="character" w:customStyle="1" w:styleId="40">
-    <w:name w:val="Заголовок 4 Знак"/>
-    <w:basedOn w:val="a0"/>
-    <w:link w:val="4"/>
+  <w:style w:type="character" w:customStyle="1" w:styleId="Heading4Char">
+    <w:name w:val="Heading 4 Char"/>
+    <w:basedOn w:val="DefaultParagraphFont"/>
+    <w:link w:val="Heading4"/>
     <w:uiPriority w:val="9"/>
     <w:semiHidden/>
     <w:rsid w:val="00252E7D"/>
@@ -18823,10 +18009,10 @@
       <w:color w:val="2F5496" w:themeColor="accent1" w:themeShade="BF"/>
     </w:rPr>
   </w:style>
-  <w:style w:type="character" w:customStyle="1" w:styleId="50">
-    <w:name w:val="Заголовок 5 Знак"/>
-    <w:basedOn w:val="a0"/>
-    <w:link w:val="5"/>
+  <w:style w:type="character" w:customStyle="1" w:styleId="Heading5Char">
+    <w:name w:val="Heading 5 Char"/>
+    <w:basedOn w:val="DefaultParagraphFont"/>
+    <w:link w:val="Heading5"/>
     <w:uiPriority w:val="9"/>
     <w:semiHidden/>
     <w:rsid w:val="00252E7D"/>
@@ -18835,10 +18021,10 @@
       <w:color w:val="2F5496" w:themeColor="accent1" w:themeShade="BF"/>
     </w:rPr>
   </w:style>
-  <w:style w:type="character" w:customStyle="1" w:styleId="60">
-    <w:name w:val="Заголовок 6 Знак"/>
-    <w:basedOn w:val="a0"/>
-    <w:link w:val="6"/>
+  <w:style w:type="character" w:customStyle="1" w:styleId="Heading6Char">
+    <w:name w:val="Heading 6 Char"/>
+    <w:basedOn w:val="DefaultParagraphFont"/>
+    <w:link w:val="Heading6"/>
     <w:uiPriority w:val="9"/>
     <w:semiHidden/>
     <w:rsid w:val="00252E7D"/>
@@ -18849,10 +18035,10 @@
       <w:color w:val="595959" w:themeColor="text1" w:themeTint="A6"/>
     </w:rPr>
   </w:style>
-  <w:style w:type="character" w:customStyle="1" w:styleId="70">
-    <w:name w:val="Заголовок 7 Знак"/>
-    <w:basedOn w:val="a0"/>
-    <w:link w:val="7"/>
+  <w:style w:type="character" w:customStyle="1" w:styleId="Heading7Char">
+    <w:name w:val="Heading 7 Char"/>
+    <w:basedOn w:val="DefaultParagraphFont"/>
+    <w:link w:val="Heading7"/>
     <w:uiPriority w:val="9"/>
     <w:semiHidden/>
     <w:rsid w:val="00252E7D"/>
@@ -18861,10 +18047,10 @@
       <w:color w:val="595959" w:themeColor="text1" w:themeTint="A6"/>
     </w:rPr>
   </w:style>
-  <w:style w:type="character" w:customStyle="1" w:styleId="80">
-    <w:name w:val="Заголовок 8 Знак"/>
-    <w:basedOn w:val="a0"/>
-    <w:link w:val="8"/>
+  <w:style w:type="character" w:customStyle="1" w:styleId="Heading8Char">
+    <w:name w:val="Heading 8 Char"/>
+    <w:basedOn w:val="DefaultParagraphFont"/>
+    <w:link w:val="Heading8"/>
     <w:uiPriority w:val="9"/>
     <w:semiHidden/>
     <w:rsid w:val="00252E7D"/>
@@ -18875,10 +18061,10 @@
       <w:color w:val="272727" w:themeColor="text1" w:themeTint="D8"/>
     </w:rPr>
   </w:style>
-  <w:style w:type="character" w:customStyle="1" w:styleId="90">
-    <w:name w:val="Заголовок 9 Знак"/>
-    <w:basedOn w:val="a0"/>
-    <w:link w:val="9"/>
+  <w:style w:type="character" w:customStyle="1" w:styleId="Heading9Char">
+    <w:name w:val="Heading 9 Char"/>
+    <w:basedOn w:val="DefaultParagraphFont"/>
+    <w:link w:val="Heading9"/>
     <w:uiPriority w:val="9"/>
     <w:semiHidden/>
     <w:rsid w:val="00252E7D"/>
@@ -18887,11 +18073,11 @@
       <w:color w:val="272727" w:themeColor="text1" w:themeTint="D8"/>
     </w:rPr>
   </w:style>
-  <w:style w:type="paragraph" w:styleId="a3">
+  <w:style w:type="paragraph" w:styleId="Title">
     <w:name w:val="Title"/>
-    <w:basedOn w:val="a"/>
-    <w:next w:val="a"/>
-    <w:link w:val="a4"/>
+    <w:basedOn w:val="Normal"/>
+    <w:next w:val="Normal"/>
+    <w:link w:val="TitleChar"/>
     <w:uiPriority w:val="10"/>
     <w:qFormat/>
     <w:rsid w:val="00252E7D"/>
@@ -18907,10 +18093,10 @@
       <w:szCs w:val="56"/>
     </w:rPr>
   </w:style>
-  <w:style w:type="character" w:customStyle="1" w:styleId="a4">
-    <w:name w:val="Заголовок Знак"/>
-    <w:basedOn w:val="a0"/>
-    <w:link w:val="a3"/>
+  <w:style w:type="character" w:customStyle="1" w:styleId="TitleChar">
+    <w:name w:val="Title Char"/>
+    <w:basedOn w:val="DefaultParagraphFont"/>
+    <w:link w:val="Title"/>
     <w:uiPriority w:val="10"/>
     <w:rsid w:val="00252E7D"/>
     <w:rPr>
@@ -18921,11 +18107,11 @@
       <w:szCs w:val="56"/>
     </w:rPr>
   </w:style>
-  <w:style w:type="paragraph" w:styleId="a5">
+  <w:style w:type="paragraph" w:styleId="Subtitle">
     <w:name w:val="Subtitle"/>
-    <w:basedOn w:val="a"/>
-    <w:next w:val="a"/>
-    <w:link w:val="a6"/>
+    <w:basedOn w:val="Normal"/>
+    <w:next w:val="Normal"/>
+    <w:link w:val="SubtitleChar"/>
     <w:uiPriority w:val="11"/>
     <w:qFormat/>
     <w:rsid w:val="00252E7D"/>
@@ -18942,10 +18128,10 @@
       <w:szCs w:val="28"/>
     </w:rPr>
   </w:style>
-  <w:style w:type="character" w:customStyle="1" w:styleId="a6">
-    <w:name w:val="Подзаголовок Знак"/>
-    <w:basedOn w:val="a0"/>
-    <w:link w:val="a5"/>
+  <w:style w:type="character" w:customStyle="1" w:styleId="SubtitleChar">
+    <w:name w:val="Subtitle Char"/>
+    <w:basedOn w:val="DefaultParagraphFont"/>
+    <w:link w:val="Subtitle"/>
     <w:uiPriority w:val="11"/>
     <w:rsid w:val="00252E7D"/>
     <w:rPr>
@@ -18956,11 +18142,11 @@
       <w:szCs w:val="28"/>
     </w:rPr>
   </w:style>
-  <w:style w:type="paragraph" w:styleId="21">
+  <w:style w:type="paragraph" w:styleId="Quote">
     <w:name w:val="Quote"/>
-    <w:basedOn w:val="a"/>
-    <w:next w:val="a"/>
-    <w:link w:val="22"/>
+    <w:basedOn w:val="Normal"/>
+    <w:next w:val="Normal"/>
+    <w:link w:val="QuoteChar"/>
     <w:uiPriority w:val="29"/>
     <w:qFormat/>
     <w:rsid w:val="00252E7D"/>
@@ -18974,10 +18160,10 @@
       <w:color w:val="404040" w:themeColor="text1" w:themeTint="BF"/>
     </w:rPr>
   </w:style>
-  <w:style w:type="character" w:customStyle="1" w:styleId="22">
-    <w:name w:val="Цитата 2 Знак"/>
-    <w:basedOn w:val="a0"/>
-    <w:link w:val="21"/>
+  <w:style w:type="character" w:customStyle="1" w:styleId="QuoteChar">
+    <w:name w:val="Quote Char"/>
+    <w:basedOn w:val="DefaultParagraphFont"/>
+    <w:link w:val="Quote"/>
     <w:uiPriority w:val="29"/>
     <w:rsid w:val="00252E7D"/>
     <w:rPr>
@@ -18986,9 +18172,9 @@
       <w:color w:val="404040" w:themeColor="text1" w:themeTint="BF"/>
     </w:rPr>
   </w:style>
-  <w:style w:type="paragraph" w:styleId="a7">
+  <w:style w:type="paragraph" w:styleId="ListParagraph">
     <w:name w:val="List Paragraph"/>
-    <w:basedOn w:val="a"/>
+    <w:basedOn w:val="Normal"/>
     <w:uiPriority w:val="34"/>
     <w:qFormat/>
     <w:rsid w:val="00252E7D"/>
@@ -18997,9 +18183,9 @@
       <w:contextualSpacing/>
     </w:pPr>
   </w:style>
-  <w:style w:type="character" w:styleId="a8">
+  <w:style w:type="character" w:styleId="IntenseEmphasis">
     <w:name w:val="Intense Emphasis"/>
-    <w:basedOn w:val="a0"/>
+    <w:basedOn w:val="DefaultParagraphFont"/>
     <w:uiPriority w:val="21"/>
     <w:qFormat/>
     <w:rsid w:val="00252E7D"/>
@@ -19009,11 +18195,11 @@
       <w:color w:val="2F5496" w:themeColor="accent1" w:themeShade="BF"/>
     </w:rPr>
   </w:style>
-  <w:style w:type="paragraph" w:styleId="a9">
+  <w:style w:type="paragraph" w:styleId="IntenseQuote">
     <w:name w:val="Intense Quote"/>
-    <w:basedOn w:val="a"/>
-    <w:next w:val="a"/>
-    <w:link w:val="aa"/>
+    <w:basedOn w:val="Normal"/>
+    <w:next w:val="Normal"/>
+    <w:link w:val="IntenseQuoteChar"/>
     <w:uiPriority w:val="30"/>
     <w:qFormat/>
     <w:rsid w:val="00252E7D"/>
@@ -19032,10 +18218,10 @@
       <w:color w:val="2F5496" w:themeColor="accent1" w:themeShade="BF"/>
     </w:rPr>
   </w:style>
-  <w:style w:type="character" w:customStyle="1" w:styleId="aa">
-    <w:name w:val="Выделенная цитата Знак"/>
-    <w:basedOn w:val="a0"/>
-    <w:link w:val="a9"/>
+  <w:style w:type="character" w:customStyle="1" w:styleId="IntenseQuoteChar">
+    <w:name w:val="Intense Quote Char"/>
+    <w:basedOn w:val="DefaultParagraphFont"/>
+    <w:link w:val="IntenseQuote"/>
     <w:uiPriority w:val="30"/>
     <w:rsid w:val="00252E7D"/>
     <w:rPr>
@@ -19044,9 +18230,9 @@
       <w:color w:val="2F5496" w:themeColor="accent1" w:themeShade="BF"/>
     </w:rPr>
   </w:style>
-  <w:style w:type="character" w:styleId="ab">
+  <w:style w:type="character" w:styleId="IntenseReference">
     <w:name w:val="Intense Reference"/>
-    <w:basedOn w:val="a0"/>
+    <w:basedOn w:val="DefaultParagraphFont"/>
     <w:uiPriority w:val="32"/>
     <w:qFormat/>
     <w:rsid w:val="00252E7D"/>
@@ -19058,9 +18244,9 @@
       <w:spacing w:val="5"/>
     </w:rPr>
   </w:style>
-  <w:style w:type="character" w:styleId="ac">
+  <w:style w:type="character" w:styleId="Hyperlink">
     <w:name w:val="Hyperlink"/>
-    <w:basedOn w:val="a0"/>
+    <w:basedOn w:val="DefaultParagraphFont"/>
     <w:uiPriority w:val="99"/>
     <w:unhideWhenUsed/>
     <w:rsid w:val="00252E7D"/>
@@ -19069,10 +18255,10 @@
       <w:u w:val="single"/>
     </w:rPr>
   </w:style>
-  <w:style w:type="paragraph" w:styleId="11">
+  <w:style w:type="paragraph" w:styleId="TOC1">
     <w:name w:val="toc 1"/>
-    <w:basedOn w:val="a"/>
-    <w:next w:val="a"/>
+    <w:basedOn w:val="Normal"/>
+    <w:next w:val="Normal"/>
     <w:autoRedefine/>
     <w:uiPriority w:val="39"/>
     <w:unhideWhenUsed/>
@@ -19081,10 +18267,10 @@
       <w:spacing w:after="100"/>
     </w:pPr>
   </w:style>
-  <w:style w:type="paragraph" w:styleId="23">
+  <w:style w:type="paragraph" w:styleId="TOC2">
     <w:name w:val="toc 2"/>
-    <w:basedOn w:val="a"/>
-    <w:next w:val="a"/>
+    <w:basedOn w:val="Normal"/>
+    <w:next w:val="Normal"/>
     <w:autoRedefine/>
     <w:uiPriority w:val="39"/>
     <w:unhideWhenUsed/>
@@ -19098,10 +18284,10 @@
       <w:ind w:firstLine="284"/>
     </w:pPr>
   </w:style>
-  <w:style w:type="paragraph" w:styleId="31">
+  <w:style w:type="paragraph" w:styleId="TOC3">
     <w:name w:val="toc 3"/>
-    <w:basedOn w:val="a"/>
-    <w:next w:val="a"/>
+    <w:basedOn w:val="Normal"/>
+    <w:next w:val="Normal"/>
     <w:autoRedefine/>
     <w:uiPriority w:val="39"/>
     <w:unhideWhenUsed/>
@@ -19114,10 +18300,10 @@
       <w:ind w:firstLine="284"/>
     </w:pPr>
   </w:style>
-  <w:style w:type="paragraph" w:styleId="ad">
+  <w:style w:type="paragraph" w:styleId="TOCHeading">
     <w:name w:val="TOC Heading"/>
-    <w:basedOn w:val="1"/>
-    <w:next w:val="a"/>
+    <w:basedOn w:val="Heading1"/>
+    <w:next w:val="Normal"/>
     <w:uiPriority w:val="39"/>
     <w:semiHidden/>
     <w:unhideWhenUsed/>
@@ -19133,10 +18319,10 @@
       <w:lang w:val="en-US"/>
     </w:rPr>
   </w:style>
-  <w:style w:type="paragraph" w:styleId="ae">
+  <w:style w:type="paragraph" w:styleId="Footer">
     <w:name w:val="footer"/>
-    <w:basedOn w:val="a"/>
-    <w:link w:val="af"/>
+    <w:basedOn w:val="Normal"/>
+    <w:link w:val="FooterChar"/>
     <w:uiPriority w:val="99"/>
     <w:unhideWhenUsed/>
     <w:rsid w:val="00826E14"/>
@@ -19147,10 +18333,10 @@
       </w:tabs>
     </w:pPr>
   </w:style>
-  <w:style w:type="character" w:customStyle="1" w:styleId="af">
-    <w:name w:val="Нижний колонтитул Знак"/>
-    <w:basedOn w:val="a0"/>
-    <w:link w:val="ae"/>
+  <w:style w:type="character" w:customStyle="1" w:styleId="FooterChar">
+    <w:name w:val="Footer Char"/>
+    <w:basedOn w:val="DefaultParagraphFont"/>
+    <w:link w:val="Footer"/>
     <w:uiPriority w:val="99"/>
     <w:rsid w:val="00826E14"/>
     <w:rPr>
@@ -19160,18 +18346,18 @@
       <w14:ligatures w14:val="none"/>
     </w:rPr>
   </w:style>
-  <w:style w:type="character" w:styleId="af0">
+  <w:style w:type="character" w:styleId="PageNumber">
     <w:name w:val="page number"/>
-    <w:basedOn w:val="a0"/>
+    <w:basedOn w:val="DefaultParagraphFont"/>
     <w:uiPriority w:val="99"/>
     <w:semiHidden/>
     <w:unhideWhenUsed/>
     <w:rsid w:val="00826E14"/>
   </w:style>
-  <w:style w:type="paragraph" w:styleId="af1">
+  <w:style w:type="paragraph" w:styleId="Header">
     <w:name w:val="header"/>
-    <w:basedOn w:val="a"/>
-    <w:link w:val="af2"/>
+    <w:basedOn w:val="Normal"/>
+    <w:link w:val="HeaderChar"/>
     <w:uiPriority w:val="99"/>
     <w:unhideWhenUsed/>
     <w:rsid w:val="00826E14"/>
@@ -19182,10 +18368,10 @@
       </w:tabs>
     </w:pPr>
   </w:style>
-  <w:style w:type="character" w:customStyle="1" w:styleId="af2">
-    <w:name w:val="Верхний колонтитул Знак"/>
-    <w:basedOn w:val="a0"/>
-    <w:link w:val="af1"/>
+  <w:style w:type="character" w:customStyle="1" w:styleId="HeaderChar">
+    <w:name w:val="Header Char"/>
+    <w:basedOn w:val="DefaultParagraphFont"/>
+    <w:link w:val="Header"/>
     <w:uiPriority w:val="99"/>
     <w:rsid w:val="00826E14"/>
     <w:rPr>
